--- a/Trading_Bot_Complete_Reference.docx
+++ b/Trading_Bot_Complete_Reference.docx
@@ -160,12 +160,6 @@
         <w:gridCol w:w="4000"/>
       </w:tblGrid>
       <w:tr>
-        <w:tblPrEx>
-          <w:tblCellMar>
-            <w:top w:w="0" w:type="dxa"/>
-            <w:bottom w:w="0" w:type="dxa"/>
-          </w:tblCellMar>
-        </w:tblPrEx>
         <w:tc>
           <w:tcPr>
             <w:tcW w:w="1500" w:type="dxa"/>
@@ -261,12 +255,6 @@
         </w:tc>
       </w:tr>
       <w:tr>
-        <w:tblPrEx>
-          <w:tblCellMar>
-            <w:top w:w="0" w:type="dxa"/>
-            <w:bottom w:w="0" w:type="dxa"/>
-          </w:tblCellMar>
-        </w:tblPrEx>
         <w:tc>
           <w:tcPr>
             <w:tcW w:w="1500" w:type="dxa"/>
@@ -355,12 +343,6 @@
         </w:tc>
       </w:tr>
       <w:tr>
-        <w:tblPrEx>
-          <w:tblCellMar>
-            <w:top w:w="0" w:type="dxa"/>
-            <w:bottom w:w="0" w:type="dxa"/>
-          </w:tblCellMar>
-        </w:tblPrEx>
         <w:tc>
           <w:tcPr>
             <w:tcW w:w="1500" w:type="dxa"/>
@@ -449,12 +431,6 @@
         </w:tc>
       </w:tr>
       <w:tr>
-        <w:tblPrEx>
-          <w:tblCellMar>
-            <w:top w:w="0" w:type="dxa"/>
-            <w:bottom w:w="0" w:type="dxa"/>
-          </w:tblCellMar>
-        </w:tblPrEx>
         <w:tc>
           <w:tcPr>
             <w:tcW w:w="1500" w:type="dxa"/>
@@ -543,12 +519,6 @@
         </w:tc>
       </w:tr>
       <w:tr>
-        <w:tblPrEx>
-          <w:tblCellMar>
-            <w:top w:w="0" w:type="dxa"/>
-            <w:bottom w:w="0" w:type="dxa"/>
-          </w:tblCellMar>
-        </w:tblPrEx>
         <w:tc>
           <w:tcPr>
             <w:tcW w:w="1500" w:type="dxa"/>
@@ -719,12 +689,6 @@
         <w:gridCol w:w="2000"/>
       </w:tblGrid>
       <w:tr>
-        <w:tblPrEx>
-          <w:tblCellMar>
-            <w:top w:w="0" w:type="dxa"/>
-            <w:bottom w:w="0" w:type="dxa"/>
-          </w:tblCellMar>
-        </w:tblPrEx>
         <w:tc>
           <w:tcPr>
             <w:tcW w:w="4800" w:type="dxa"/>
@@ -820,12 +784,6 @@
         </w:tc>
       </w:tr>
       <w:tr>
-        <w:tblPrEx>
-          <w:tblCellMar>
-            <w:top w:w="0" w:type="dxa"/>
-            <w:bottom w:w="0" w:type="dxa"/>
-          </w:tblCellMar>
-        </w:tblPrEx>
         <w:tc>
           <w:tcPr>
             <w:tcW w:w="4800" w:type="dxa"/>
@@ -912,12 +870,6 @@
         </w:tc>
       </w:tr>
       <w:tr>
-        <w:tblPrEx>
-          <w:tblCellMar>
-            <w:top w:w="0" w:type="dxa"/>
-            <w:bottom w:w="0" w:type="dxa"/>
-          </w:tblCellMar>
-        </w:tblPrEx>
         <w:tc>
           <w:tcPr>
             <w:tcW w:w="4800" w:type="dxa"/>
@@ -1004,12 +956,6 @@
         </w:tc>
       </w:tr>
       <w:tr>
-        <w:tblPrEx>
-          <w:tblCellMar>
-            <w:top w:w="0" w:type="dxa"/>
-            <w:bottom w:w="0" w:type="dxa"/>
-          </w:tblCellMar>
-        </w:tblPrEx>
         <w:tc>
           <w:tcPr>
             <w:tcW w:w="4800" w:type="dxa"/>
@@ -1096,12 +1042,6 @@
         </w:tc>
       </w:tr>
       <w:tr>
-        <w:tblPrEx>
-          <w:tblCellMar>
-            <w:top w:w="0" w:type="dxa"/>
-            <w:bottom w:w="0" w:type="dxa"/>
-          </w:tblCellMar>
-        </w:tblPrEx>
         <w:tc>
           <w:tcPr>
             <w:tcW w:w="4800" w:type="dxa"/>
@@ -1188,12 +1128,6 @@
         </w:tc>
       </w:tr>
       <w:tr>
-        <w:tblPrEx>
-          <w:tblCellMar>
-            <w:top w:w="0" w:type="dxa"/>
-            <w:bottom w:w="0" w:type="dxa"/>
-          </w:tblCellMar>
-        </w:tblPrEx>
         <w:tc>
           <w:tcPr>
             <w:tcW w:w="4800" w:type="dxa"/>
@@ -1280,12 +1214,6 @@
         </w:tc>
       </w:tr>
       <w:tr>
-        <w:tblPrEx>
-          <w:tblCellMar>
-            <w:top w:w="0" w:type="dxa"/>
-            <w:bottom w:w="0" w:type="dxa"/>
-          </w:tblCellMar>
-        </w:tblPrEx>
         <w:tc>
           <w:tcPr>
             <w:tcW w:w="4800" w:type="dxa"/>
@@ -1372,12 +1300,6 @@
         </w:tc>
       </w:tr>
       <w:tr>
-        <w:tblPrEx>
-          <w:tblCellMar>
-            <w:top w:w="0" w:type="dxa"/>
-            <w:bottom w:w="0" w:type="dxa"/>
-          </w:tblCellMar>
-        </w:tblPrEx>
         <w:tc>
           <w:tcPr>
             <w:tcW w:w="4800" w:type="dxa"/>
@@ -1546,12 +1468,6 @@
         <w:gridCol w:w="2000"/>
       </w:tblGrid>
       <w:tr>
-        <w:tblPrEx>
-          <w:tblCellMar>
-            <w:top w:w="0" w:type="dxa"/>
-            <w:bottom w:w="0" w:type="dxa"/>
-          </w:tblCellMar>
-        </w:tblPrEx>
         <w:tc>
           <w:tcPr>
             <w:tcW w:w="4800" w:type="dxa"/>
@@ -1647,12 +1563,6 @@
         </w:tc>
       </w:tr>
       <w:tr>
-        <w:tblPrEx>
-          <w:tblCellMar>
-            <w:top w:w="0" w:type="dxa"/>
-            <w:bottom w:w="0" w:type="dxa"/>
-          </w:tblCellMar>
-        </w:tblPrEx>
         <w:tc>
           <w:tcPr>
             <w:tcW w:w="4800" w:type="dxa"/>
@@ -1740,12 +1650,6 @@
         </w:tc>
       </w:tr>
       <w:tr>
-        <w:tblPrEx>
-          <w:tblCellMar>
-            <w:top w:w="0" w:type="dxa"/>
-            <w:bottom w:w="0" w:type="dxa"/>
-          </w:tblCellMar>
-        </w:tblPrEx>
         <w:tc>
           <w:tcPr>
             <w:tcW w:w="4800" w:type="dxa"/>
@@ -1832,12 +1736,6 @@
         </w:tc>
       </w:tr>
       <w:tr>
-        <w:tblPrEx>
-          <w:tblCellMar>
-            <w:top w:w="0" w:type="dxa"/>
-            <w:bottom w:w="0" w:type="dxa"/>
-          </w:tblCellMar>
-        </w:tblPrEx>
         <w:tc>
           <w:tcPr>
             <w:tcW w:w="4800" w:type="dxa"/>
@@ -1924,12 +1822,6 @@
         </w:tc>
       </w:tr>
       <w:tr>
-        <w:tblPrEx>
-          <w:tblCellMar>
-            <w:top w:w="0" w:type="dxa"/>
-            <w:bottom w:w="0" w:type="dxa"/>
-          </w:tblCellMar>
-        </w:tblPrEx>
         <w:tc>
           <w:tcPr>
             <w:tcW w:w="4800" w:type="dxa"/>
@@ -2034,12 +1926,6 @@
         </w:tc>
       </w:tr>
       <w:tr>
-        <w:tblPrEx>
-          <w:tblCellMar>
-            <w:top w:w="0" w:type="dxa"/>
-            <w:bottom w:w="0" w:type="dxa"/>
-          </w:tblCellMar>
-        </w:tblPrEx>
         <w:tc>
           <w:tcPr>
             <w:tcW w:w="4800" w:type="dxa"/>
@@ -2126,12 +2012,6 @@
         </w:tc>
       </w:tr>
       <w:tr>
-        <w:tblPrEx>
-          <w:tblCellMar>
-            <w:top w:w="0" w:type="dxa"/>
-            <w:bottom w:w="0" w:type="dxa"/>
-          </w:tblCellMar>
-        </w:tblPrEx>
         <w:tc>
           <w:tcPr>
             <w:tcW w:w="4800" w:type="dxa"/>
@@ -2218,12 +2098,6 @@
         </w:tc>
       </w:tr>
       <w:tr>
-        <w:tblPrEx>
-          <w:tblCellMar>
-            <w:top w:w="0" w:type="dxa"/>
-            <w:bottom w:w="0" w:type="dxa"/>
-          </w:tblCellMar>
-        </w:tblPrEx>
         <w:tc>
           <w:tcPr>
             <w:tcW w:w="4800" w:type="dxa"/>
@@ -2392,12 +2266,6 @@
         <w:gridCol w:w="2000"/>
       </w:tblGrid>
       <w:tr>
-        <w:tblPrEx>
-          <w:tblCellMar>
-            <w:top w:w="0" w:type="dxa"/>
-            <w:bottom w:w="0" w:type="dxa"/>
-          </w:tblCellMar>
-        </w:tblPrEx>
         <w:tc>
           <w:tcPr>
             <w:tcW w:w="4800" w:type="dxa"/>
@@ -2493,12 +2361,6 @@
         </w:tc>
       </w:tr>
       <w:tr>
-        <w:tblPrEx>
-          <w:tblCellMar>
-            <w:top w:w="0" w:type="dxa"/>
-            <w:bottom w:w="0" w:type="dxa"/>
-          </w:tblCellMar>
-        </w:tblPrEx>
         <w:tc>
           <w:tcPr>
             <w:tcW w:w="4800" w:type="dxa"/>
@@ -2585,12 +2447,6 @@
         </w:tc>
       </w:tr>
       <w:tr>
-        <w:tblPrEx>
-          <w:tblCellMar>
-            <w:top w:w="0" w:type="dxa"/>
-            <w:bottom w:w="0" w:type="dxa"/>
-          </w:tblCellMar>
-        </w:tblPrEx>
         <w:tc>
           <w:tcPr>
             <w:tcW w:w="4800" w:type="dxa"/>
@@ -2677,12 +2533,6 @@
         </w:tc>
       </w:tr>
       <w:tr>
-        <w:tblPrEx>
-          <w:tblCellMar>
-            <w:top w:w="0" w:type="dxa"/>
-            <w:bottom w:w="0" w:type="dxa"/>
-          </w:tblCellMar>
-        </w:tblPrEx>
         <w:tc>
           <w:tcPr>
             <w:tcW w:w="4800" w:type="dxa"/>
@@ -2769,12 +2619,6 @@
         </w:tc>
       </w:tr>
       <w:tr>
-        <w:tblPrEx>
-          <w:tblCellMar>
-            <w:top w:w="0" w:type="dxa"/>
-            <w:bottom w:w="0" w:type="dxa"/>
-          </w:tblCellMar>
-        </w:tblPrEx>
         <w:tc>
           <w:tcPr>
             <w:tcW w:w="4800" w:type="dxa"/>
@@ -2861,12 +2705,6 @@
         </w:tc>
       </w:tr>
       <w:tr>
-        <w:tblPrEx>
-          <w:tblCellMar>
-            <w:top w:w="0" w:type="dxa"/>
-            <w:bottom w:w="0" w:type="dxa"/>
-          </w:tblCellMar>
-        </w:tblPrEx>
         <w:tc>
           <w:tcPr>
             <w:tcW w:w="4800" w:type="dxa"/>
@@ -2971,12 +2809,6 @@
         </w:tc>
       </w:tr>
       <w:tr>
-        <w:tblPrEx>
-          <w:tblCellMar>
-            <w:top w:w="0" w:type="dxa"/>
-            <w:bottom w:w="0" w:type="dxa"/>
-          </w:tblCellMar>
-        </w:tblPrEx>
         <w:tc>
           <w:tcPr>
             <w:tcW w:w="4800" w:type="dxa"/>
@@ -3063,12 +2895,6 @@
         </w:tc>
       </w:tr>
       <w:tr>
-        <w:tblPrEx>
-          <w:tblCellMar>
-            <w:top w:w="0" w:type="dxa"/>
-            <w:bottom w:w="0" w:type="dxa"/>
-          </w:tblCellMar>
-        </w:tblPrEx>
         <w:tc>
           <w:tcPr>
             <w:tcW w:w="4800" w:type="dxa"/>
@@ -3155,12 +2981,6 @@
         </w:tc>
       </w:tr>
       <w:tr>
-        <w:tblPrEx>
-          <w:tblCellMar>
-            <w:top w:w="0" w:type="dxa"/>
-            <w:bottom w:w="0" w:type="dxa"/>
-          </w:tblCellMar>
-        </w:tblPrEx>
         <w:tc>
           <w:tcPr>
             <w:tcW w:w="4800" w:type="dxa"/>
@@ -3329,12 +3149,6 @@
         <w:gridCol w:w="2000"/>
       </w:tblGrid>
       <w:tr>
-        <w:tblPrEx>
-          <w:tblCellMar>
-            <w:top w:w="0" w:type="dxa"/>
-            <w:bottom w:w="0" w:type="dxa"/>
-          </w:tblCellMar>
-        </w:tblPrEx>
         <w:tc>
           <w:tcPr>
             <w:tcW w:w="4800" w:type="dxa"/>
@@ -3430,12 +3244,6 @@
         </w:tc>
       </w:tr>
       <w:tr>
-        <w:tblPrEx>
-          <w:tblCellMar>
-            <w:top w:w="0" w:type="dxa"/>
-            <w:bottom w:w="0" w:type="dxa"/>
-          </w:tblCellMar>
-        </w:tblPrEx>
         <w:tc>
           <w:tcPr>
             <w:tcW w:w="4800" w:type="dxa"/>
@@ -3523,12 +3331,6 @@
         </w:tc>
       </w:tr>
       <w:tr>
-        <w:tblPrEx>
-          <w:tblCellMar>
-            <w:top w:w="0" w:type="dxa"/>
-            <w:bottom w:w="0" w:type="dxa"/>
-          </w:tblCellMar>
-        </w:tblPrEx>
         <w:tc>
           <w:tcPr>
             <w:tcW w:w="4800" w:type="dxa"/>
@@ -3615,12 +3417,6 @@
         </w:tc>
       </w:tr>
       <w:tr>
-        <w:tblPrEx>
-          <w:tblCellMar>
-            <w:top w:w="0" w:type="dxa"/>
-            <w:bottom w:w="0" w:type="dxa"/>
-          </w:tblCellMar>
-        </w:tblPrEx>
         <w:tc>
           <w:tcPr>
             <w:tcW w:w="4800" w:type="dxa"/>
@@ -3707,12 +3503,6 @@
         </w:tc>
       </w:tr>
       <w:tr>
-        <w:tblPrEx>
-          <w:tblCellMar>
-            <w:top w:w="0" w:type="dxa"/>
-            <w:bottom w:w="0" w:type="dxa"/>
-          </w:tblCellMar>
-        </w:tblPrEx>
         <w:tc>
           <w:tcPr>
             <w:tcW w:w="4800" w:type="dxa"/>
@@ -3799,12 +3589,6 @@
         </w:tc>
       </w:tr>
       <w:tr>
-        <w:tblPrEx>
-          <w:tblCellMar>
-            <w:top w:w="0" w:type="dxa"/>
-            <w:bottom w:w="0" w:type="dxa"/>
-          </w:tblCellMar>
-        </w:tblPrEx>
         <w:tc>
           <w:tcPr>
             <w:tcW w:w="4800" w:type="dxa"/>
@@ -3891,12 +3675,6 @@
         </w:tc>
       </w:tr>
       <w:tr>
-        <w:tblPrEx>
-          <w:tblCellMar>
-            <w:top w:w="0" w:type="dxa"/>
-            <w:bottom w:w="0" w:type="dxa"/>
-          </w:tblCellMar>
-        </w:tblPrEx>
         <w:tc>
           <w:tcPr>
             <w:tcW w:w="4800" w:type="dxa"/>
@@ -3983,12 +3761,6 @@
         </w:tc>
       </w:tr>
       <w:tr>
-        <w:tblPrEx>
-          <w:tblCellMar>
-            <w:top w:w="0" w:type="dxa"/>
-            <w:bottom w:w="0" w:type="dxa"/>
-          </w:tblCellMar>
-        </w:tblPrEx>
         <w:tc>
           <w:tcPr>
             <w:tcW w:w="4800" w:type="dxa"/>
@@ -4093,12 +3865,6 @@
         </w:tc>
       </w:tr>
       <w:tr>
-        <w:tblPrEx>
-          <w:tblCellMar>
-            <w:top w:w="0" w:type="dxa"/>
-            <w:bottom w:w="0" w:type="dxa"/>
-          </w:tblCellMar>
-        </w:tblPrEx>
         <w:tc>
           <w:tcPr>
             <w:tcW w:w="4800" w:type="dxa"/>
@@ -4722,7 +4488,7 @@
           <w:sz w:val="24"/>
           <w:szCs w:val="24"/>
         </w:rPr>
-        <w:t>9. Hedging</w:t>
+        <w:t>11. DCA (Dollar Cost Averaging)</w:t>
       </w:r>
     </w:p>
     <w:p>
@@ -4733,21 +4499,7 @@
         <w:rPr>
           <w:color w:val="333333"/>
         </w:rPr>
-        <w:t xml:space="preserve">User owns 1 SOL at $100. They are worried short-term but don't want to sell. </w:t>
-      </w:r>
-      <w:proofErr w:type="gramStart"/>
-      <w:r>
-        <w:rPr>
-          <w:color w:val="333333"/>
-        </w:rPr>
-        <w:t>So</w:t>
-      </w:r>
-      <w:proofErr w:type="gramEnd"/>
-      <w:r>
-        <w:rPr>
-          <w:color w:val="333333"/>
-        </w:rPr>
-        <w:t xml:space="preserve"> they short 1 SOL on another exchange at $100. Price drops to $80 — SOL lost $20 but the short made $20. Net = zero loss. Price rises to $120 — SOL gained $20 but short lost $20. Net = zero gain. They are fully protected. Used to survive a temporary crash without losing the original position.</w:t>
+        <w:t>Buy a fixed amount of an asset at regular intervals regardless of price. Example: Buy $10 of SOL every day. Over time, you buy some cheap and some expensive, averaging out your entry price. This reduces the risk of buying everything at a bad moment.</w:t>
       </w:r>
     </w:p>
     <w:p>
@@ -4762,7 +4514,7 @@
           <w:sz w:val="24"/>
           <w:szCs w:val="24"/>
         </w:rPr>
-        <w:t>10. Arbitrage / Cross-Exchange Hedge</w:t>
+        <w:t>12. Smart DCA</w:t>
       </w:r>
     </w:p>
     <w:p>
@@ -4773,8 +4525,64 @@
         <w:rPr>
           <w:color w:val="333333"/>
         </w:rPr>
-        <w:t>SOL is $100 on Binance and $100.50 on Backpack. User buys on Binance and sells on Backpack at the same time. They lock in a guaranteed $0.50 profit per SOL no matter where price goes. The difference gets captured risk-free. This is why the original project longs on one exchange and shorts on another simultaneously.</w:t>
-      </w:r>
+        <w:t>Same as DCA but with a condition. Example: Buy $10 of SOL every day, but only if the price is below $120. If it's above $120 that day, skip. You accumulate only during cheaper periods. This is a Timer trigger combined with a Price condition check.</w:t>
+      </w:r>
+    </w:p>
+    <w:p>
+      <w:pPr>
+        <w:spacing w:after="100"/>
+      </w:pPr>
+    </w:p>
+    <w:p>
+      <w:pPr>
+        <w:pBdr>
+          <w:bottom w:val="single" w:sz="4" w:space="1" w:color="DDDDDD"/>
+        </w:pBdr>
+        <w:spacing w:after="240"/>
+      </w:pPr>
+    </w:p>
+    <w:p>
+      <w:pPr>
+        <w:spacing w:before="360" w:after="120"/>
+      </w:pPr>
+      <w:proofErr w:type="gramStart"/>
+      <w:r>
+        <w:rPr>
+          <w:b/>
+          <w:bCs/>
+          <w:color w:val="1F3864"/>
+          <w:sz w:val="32"/>
+          <w:szCs w:val="32"/>
+        </w:rPr>
+        <w:t>⚡  All</w:t>
+      </w:r>
+      <w:proofErr w:type="gramEnd"/>
+      <w:r>
+        <w:rPr>
+          <w:b/>
+          <w:bCs/>
+          <w:color w:val="1F3864"/>
+          <w:sz w:val="32"/>
+          <w:szCs w:val="32"/>
+        </w:rPr>
+        <w:t xml:space="preserve"> Triggers — Detailed</w:t>
+      </w:r>
+    </w:p>
+    <w:p>
+      <w:pPr>
+        <w:spacing w:after="80"/>
+      </w:pPr>
+      <w:r>
+        <w:rPr>
+          <w:color w:val="333333"/>
+        </w:rPr>
+        <w:t>A trigger is what starts a workflow. Every workflow must have exactly one trigger node.</w:t>
+      </w:r>
+    </w:p>
+    <w:p>
+      <w:pPr>
+        <w:spacing w:after="80"/>
+      </w:pPr>
     </w:p>
     <w:p>
       <w:pPr>
@@ -4788,115 +4596,7 @@
           <w:sz w:val="24"/>
           <w:szCs w:val="24"/>
         </w:rPr>
-        <w:t>11. DCA (Dollar Cost Averaging)</w:t>
-      </w:r>
-    </w:p>
-    <w:p>
-      <w:pPr>
-        <w:spacing w:after="80"/>
-      </w:pPr>
-      <w:r>
-        <w:rPr>
-          <w:color w:val="333333"/>
-        </w:rPr>
-        <w:t>Buy a fixed amount of an asset at regular intervals regardless of price. Example: Buy $10 of SOL every day. Over time, you buy some cheap and some expensive, averaging out your entry price. This reduces the risk of buying everything at a bad moment.</w:t>
-      </w:r>
-    </w:p>
-    <w:p>
-      <w:pPr>
-        <w:spacing w:before="240" w:after="80"/>
-      </w:pPr>
-      <w:r>
-        <w:rPr>
-          <w:b/>
-          <w:bCs/>
-          <w:color w:val="2E74B5"/>
-          <w:sz w:val="24"/>
-          <w:szCs w:val="24"/>
-        </w:rPr>
-        <w:t>12. Smart DCA</w:t>
-      </w:r>
-    </w:p>
-    <w:p>
-      <w:pPr>
-        <w:spacing w:after="80"/>
-      </w:pPr>
-      <w:r>
-        <w:rPr>
-          <w:color w:val="333333"/>
-        </w:rPr>
         <w:lastRenderedPageBreak/>
-        <w:t>Same as DCA but with a condition. Example: Buy $10 of SOL every day, but only if the price is below $120. If it's above $120 that day, skip. You accumulate only during cheaper periods. This is a Timer trigger combined with a Price condition check.</w:t>
-      </w:r>
-    </w:p>
-    <w:p>
-      <w:pPr>
-        <w:spacing w:after="100"/>
-      </w:pPr>
-    </w:p>
-    <w:p>
-      <w:pPr>
-        <w:pBdr>
-          <w:bottom w:val="single" w:sz="4" w:space="1" w:color="DDDDDD"/>
-        </w:pBdr>
-        <w:spacing w:after="240"/>
-      </w:pPr>
-    </w:p>
-    <w:p>
-      <w:pPr>
-        <w:spacing w:before="360" w:after="120"/>
-      </w:pPr>
-      <w:proofErr w:type="gramStart"/>
-      <w:r>
-        <w:rPr>
-          <w:b/>
-          <w:bCs/>
-          <w:color w:val="1F3864"/>
-          <w:sz w:val="32"/>
-          <w:szCs w:val="32"/>
-        </w:rPr>
-        <w:t>⚡  All</w:t>
-      </w:r>
-      <w:proofErr w:type="gramEnd"/>
-      <w:r>
-        <w:rPr>
-          <w:b/>
-          <w:bCs/>
-          <w:color w:val="1F3864"/>
-          <w:sz w:val="32"/>
-          <w:szCs w:val="32"/>
-        </w:rPr>
-        <w:t xml:space="preserve"> Triggers — Detailed</w:t>
-      </w:r>
-    </w:p>
-    <w:p>
-      <w:pPr>
-        <w:spacing w:after="80"/>
-      </w:pPr>
-      <w:r>
-        <w:rPr>
-          <w:color w:val="333333"/>
-        </w:rPr>
-        <w:t>A trigger is what starts a workflow. Every workflow must have exactly one trigger node.</w:t>
-      </w:r>
-    </w:p>
-    <w:p>
-      <w:pPr>
-        <w:spacing w:after="80"/>
-      </w:pPr>
-    </w:p>
-    <w:p>
-      <w:pPr>
-        <w:spacing w:before="240" w:after="80"/>
-      </w:pPr>
-      <w:r>
-        <w:rPr>
-          <w:b/>
-          <w:bCs/>
-          <w:color w:val="2E74B5"/>
-          <w:sz w:val="24"/>
-          <w:szCs w:val="24"/>
-        </w:rPr>
         <w:t>Trigger 1 — Timer / Interval</w:t>
       </w:r>
     </w:p>
@@ -5377,7 +5077,6 @@
           <w:sz w:val="19"/>
           <w:szCs w:val="19"/>
         </w:rPr>
-        <w:lastRenderedPageBreak/>
         <w:t>Example: I bought SOL at $100. Set take profit at $130. When it hits $130, sell automatically.</w:t>
       </w:r>
     </w:p>
@@ -6062,7 +5761,6 @@
           <w:sz w:val="24"/>
           <w:szCs w:val="24"/>
         </w:rPr>
-        <w:lastRenderedPageBreak/>
         <w:t>Action 5 — Send Email Notification</w:t>
       </w:r>
     </w:p>
@@ -6204,12 +5902,6 @@
         <w:gridCol w:w="1968"/>
       </w:tblGrid>
       <w:tr>
-        <w:tblPrEx>
-          <w:tblCellMar>
-            <w:top w:w="0" w:type="dxa"/>
-            <w:bottom w:w="0" w:type="dxa"/>
-          </w:tblCellMar>
-        </w:tblPrEx>
         <w:tc>
           <w:tcPr>
             <w:tcW w:w="512" w:type="dxa"/>
@@ -6367,12 +6059,6 @@
         </w:tc>
       </w:tr>
       <w:tr>
-        <w:tblPrEx>
-          <w:tblCellMar>
-            <w:top w:w="0" w:type="dxa"/>
-            <w:bottom w:w="0" w:type="dxa"/>
-          </w:tblCellMar>
-        </w:tblPrEx>
         <w:tc>
           <w:tcPr>
             <w:tcW w:w="512" w:type="dxa"/>
@@ -6519,12 +6205,6 @@
         </w:tc>
       </w:tr>
       <w:tr>
-        <w:tblPrEx>
-          <w:tblCellMar>
-            <w:top w:w="0" w:type="dxa"/>
-            <w:bottom w:w="0" w:type="dxa"/>
-          </w:tblCellMar>
-        </w:tblPrEx>
         <w:tc>
           <w:tcPr>
             <w:tcW w:w="512" w:type="dxa"/>
@@ -6671,12 +6351,6 @@
         </w:tc>
       </w:tr>
       <w:tr>
-        <w:tblPrEx>
-          <w:tblCellMar>
-            <w:top w:w="0" w:type="dxa"/>
-            <w:bottom w:w="0" w:type="dxa"/>
-          </w:tblCellMar>
-        </w:tblPrEx>
         <w:tc>
           <w:tcPr>
             <w:tcW w:w="512" w:type="dxa"/>
@@ -6823,12 +6497,6 @@
         </w:tc>
       </w:tr>
       <w:tr>
-        <w:tblPrEx>
-          <w:tblCellMar>
-            <w:top w:w="0" w:type="dxa"/>
-            <w:bottom w:w="0" w:type="dxa"/>
-          </w:tblCellMar>
-        </w:tblPrEx>
         <w:tc>
           <w:tcPr>
             <w:tcW w:w="512" w:type="dxa"/>
@@ -6975,12 +6643,6 @@
         </w:tc>
       </w:tr>
       <w:tr>
-        <w:tblPrEx>
-          <w:tblCellMar>
-            <w:top w:w="0" w:type="dxa"/>
-            <w:bottom w:w="0" w:type="dxa"/>
-          </w:tblCellMar>
-        </w:tblPrEx>
         <w:tc>
           <w:tcPr>
             <w:tcW w:w="512" w:type="dxa"/>
@@ -7127,12 +6789,6 @@
         </w:tc>
       </w:tr>
       <w:tr>
-        <w:tblPrEx>
-          <w:tblCellMar>
-            <w:top w:w="0" w:type="dxa"/>
-            <w:bottom w:w="0" w:type="dxa"/>
-          </w:tblCellMar>
-        </w:tblPrEx>
         <w:tc>
           <w:tcPr>
             <w:tcW w:w="512" w:type="dxa"/>
@@ -7279,12 +6935,6 @@
         </w:tc>
       </w:tr>
       <w:tr>
-        <w:tblPrEx>
-          <w:tblCellMar>
-            <w:top w:w="0" w:type="dxa"/>
-            <w:bottom w:w="0" w:type="dxa"/>
-          </w:tblCellMar>
-        </w:tblPrEx>
         <w:tc>
           <w:tcPr>
             <w:tcW w:w="512" w:type="dxa"/>
@@ -7431,12 +7081,6 @@
         </w:tc>
       </w:tr>
       <w:tr>
-        <w:tblPrEx>
-          <w:tblCellMar>
-            <w:top w:w="0" w:type="dxa"/>
-            <w:bottom w:w="0" w:type="dxa"/>
-          </w:tblCellMar>
-        </w:tblPrEx>
         <w:tc>
           <w:tcPr>
             <w:tcW w:w="512" w:type="dxa"/>
@@ -7583,12 +7227,6 @@
         </w:tc>
       </w:tr>
       <w:tr>
-        <w:tblPrEx>
-          <w:tblCellMar>
-            <w:top w:w="0" w:type="dxa"/>
-            <w:bottom w:w="0" w:type="dxa"/>
-          </w:tblCellMar>
-        </w:tblPrEx>
         <w:tc>
           <w:tcPr>
             <w:tcW w:w="512" w:type="dxa"/>
@@ -7735,12 +7373,6 @@
         </w:tc>
       </w:tr>
       <w:tr>
-        <w:tblPrEx>
-          <w:tblCellMar>
-            <w:top w:w="0" w:type="dxa"/>
-            <w:bottom w:w="0" w:type="dxa"/>
-          </w:tblCellMar>
-        </w:tblPrEx>
         <w:tc>
           <w:tcPr>
             <w:tcW w:w="512" w:type="dxa"/>
@@ -7887,12 +7519,6 @@
         </w:tc>
       </w:tr>
       <w:tr>
-        <w:tblPrEx>
-          <w:tblCellMar>
-            <w:top w:w="0" w:type="dxa"/>
-            <w:bottom w:w="0" w:type="dxa"/>
-          </w:tblCellMar>
-        </w:tblPrEx>
         <w:tc>
           <w:tcPr>
             <w:tcW w:w="512" w:type="dxa"/>
@@ -8039,12 +7665,6 @@
         </w:tc>
       </w:tr>
       <w:tr>
-        <w:tblPrEx>
-          <w:tblCellMar>
-            <w:top w:w="0" w:type="dxa"/>
-            <w:bottom w:w="0" w:type="dxa"/>
-          </w:tblCellMar>
-        </w:tblPrEx>
         <w:tc>
           <w:tcPr>
             <w:tcW w:w="512" w:type="dxa"/>
@@ -8191,12 +7811,6 @@
         </w:tc>
       </w:tr>
       <w:tr>
-        <w:tblPrEx>
-          <w:tblCellMar>
-            <w:top w:w="0" w:type="dxa"/>
-            <w:bottom w:w="0" w:type="dxa"/>
-          </w:tblCellMar>
-        </w:tblPrEx>
         <w:tc>
           <w:tcPr>
             <w:tcW w:w="512" w:type="dxa"/>
@@ -8206,7 +7820,7 @@
               <w:bottom w:val="single" w:sz="1" w:space="0" w:color="CCCCCC"/>
               <w:right w:val="single" w:sz="1" w:space="0" w:color="CCCCCC"/>
             </w:tcBorders>
-            <w:shd w:val="clear" w:color="auto" w:fill="F0F4FF"/>
+            <w:shd w:val="clear" w:color="auto" w:fill="FFFFFF"/>
             <w:tcMar>
               <w:top w:w="90" w:type="dxa"/>
               <w:left w:w="150" w:type="dxa"/>
@@ -8223,7 +7837,7 @@
                 <w:sz w:val="19"/>
                 <w:szCs w:val="19"/>
               </w:rPr>
-              <w:t>13</w:t>
+              <w:t>14</w:t>
             </w:r>
           </w:p>
         </w:tc>
@@ -8236,7 +7850,7 @@
               <w:bottom w:val="single" w:sz="1" w:space="0" w:color="CCCCCC"/>
               <w:right w:val="single" w:sz="1" w:space="0" w:color="CCCCCC"/>
             </w:tcBorders>
-            <w:shd w:val="clear" w:color="auto" w:fill="F0F4FF"/>
+            <w:shd w:val="clear" w:color="auto" w:fill="FFFFFF"/>
             <w:tcMar>
               <w:top w:w="90" w:type="dxa"/>
               <w:left w:w="150" w:type="dxa"/>
@@ -8253,7 +7867,7 @@
                 <w:sz w:val="19"/>
                 <w:szCs w:val="19"/>
               </w:rPr>
-              <w:t>Cross-Exchange Hedge</w:t>
+              <w:t>Smart DCA</w:t>
             </w:r>
           </w:p>
         </w:tc>
@@ -8266,22 +7880,22 @@
               <w:bottom w:val="single" w:sz="1" w:space="0" w:color="CCCCCC"/>
               <w:right w:val="single" w:sz="1" w:space="0" w:color="CCCCCC"/>
             </w:tcBorders>
-            <w:shd w:val="clear" w:color="auto" w:fill="F0F4FF"/>
-            <w:tcMar>
-              <w:top w:w="90" w:type="dxa"/>
-              <w:left w:w="150" w:type="dxa"/>
-              <w:bottom w:w="90" w:type="dxa"/>
-              <w:right w:w="150" w:type="dxa"/>
-            </w:tcMar>
-          </w:tcPr>
-          <w:p>
-            <w:r>
-              <w:rPr>
-                <w:color w:val="222222"/>
-                <w:sz w:val="19"/>
-                <w:szCs w:val="19"/>
-              </w:rPr>
-              <w:t>Price trigger</w:t>
+            <w:shd w:val="clear" w:color="auto" w:fill="FFFFFF"/>
+            <w:tcMar>
+              <w:top w:w="90" w:type="dxa"/>
+              <w:left w:w="150" w:type="dxa"/>
+              <w:bottom w:w="90" w:type="dxa"/>
+              <w:right w:w="150" w:type="dxa"/>
+            </w:tcMar>
+          </w:tcPr>
+          <w:p>
+            <w:r>
+              <w:rPr>
+                <w:color w:val="222222"/>
+                <w:sz w:val="19"/>
+                <w:szCs w:val="19"/>
+              </w:rPr>
+              <w:t>Timer + Price condition</w:t>
             </w:r>
           </w:p>
         </w:tc>
@@ -8294,22 +7908,22 @@
               <w:bottom w:val="single" w:sz="1" w:space="0" w:color="CCCCCC"/>
               <w:right w:val="single" w:sz="1" w:space="0" w:color="CCCCCC"/>
             </w:tcBorders>
-            <w:shd w:val="clear" w:color="auto" w:fill="F0F4FF"/>
-            <w:tcMar>
-              <w:top w:w="90" w:type="dxa"/>
-              <w:left w:w="150" w:type="dxa"/>
-              <w:bottom w:w="90" w:type="dxa"/>
-              <w:right w:w="150" w:type="dxa"/>
-            </w:tcMar>
-          </w:tcPr>
-          <w:p>
-            <w:r>
-              <w:rPr>
-                <w:color w:val="222222"/>
-                <w:sz w:val="19"/>
-                <w:szCs w:val="19"/>
-              </w:rPr>
-              <w:t>Long on A + Short on B</w:t>
+            <w:shd w:val="clear" w:color="auto" w:fill="FFFFFF"/>
+            <w:tcMar>
+              <w:top w:w="90" w:type="dxa"/>
+              <w:left w:w="150" w:type="dxa"/>
+              <w:bottom w:w="90" w:type="dxa"/>
+              <w:right w:w="150" w:type="dxa"/>
+            </w:tcMar>
+          </w:tcPr>
+          <w:p>
+            <w:r>
+              <w:rPr>
+                <w:color w:val="222222"/>
+                <w:sz w:val="19"/>
+                <w:szCs w:val="19"/>
+              </w:rPr>
+              <w:t>Spot Buy (conditional)</w:t>
             </w:r>
           </w:p>
         </w:tc>
@@ -8322,7 +7936,7 @@
               <w:bottom w:val="single" w:sz="1" w:space="0" w:color="CCCCCC"/>
               <w:right w:val="single" w:sz="1" w:space="0" w:color="CCCCCC"/>
             </w:tcBorders>
-            <w:shd w:val="clear" w:color="auto" w:fill="F0F4FF"/>
+            <w:shd w:val="clear" w:color="auto" w:fill="FFFFFF"/>
             <w:tcMar>
               <w:top w:w="90" w:type="dxa"/>
               <w:left w:w="150" w:type="dxa"/>
@@ -8343,12 +7957,6 @@
         </w:tc>
       </w:tr>
       <w:tr>
-        <w:tblPrEx>
-          <w:tblCellMar>
-            <w:top w:w="0" w:type="dxa"/>
-            <w:bottom w:w="0" w:type="dxa"/>
-          </w:tblCellMar>
-        </w:tblPrEx>
         <w:tc>
           <w:tcPr>
             <w:tcW w:w="512" w:type="dxa"/>
@@ -8358,7 +7966,7 @@
               <w:bottom w:val="single" w:sz="1" w:space="0" w:color="CCCCCC"/>
               <w:right w:val="single" w:sz="1" w:space="0" w:color="CCCCCC"/>
             </w:tcBorders>
-            <w:shd w:val="clear" w:color="auto" w:fill="FFFFFF"/>
+            <w:shd w:val="clear" w:color="auto" w:fill="F0F4FF"/>
             <w:tcMar>
               <w:top w:w="90" w:type="dxa"/>
               <w:left w:w="150" w:type="dxa"/>
@@ -8375,7 +7983,7 @@
                 <w:sz w:val="19"/>
                 <w:szCs w:val="19"/>
               </w:rPr>
-              <w:t>14</w:t>
+              <w:t>15</w:t>
             </w:r>
           </w:p>
         </w:tc>
@@ -8388,7 +7996,7 @@
               <w:bottom w:val="single" w:sz="1" w:space="0" w:color="CCCCCC"/>
               <w:right w:val="single" w:sz="1" w:space="0" w:color="CCCCCC"/>
             </w:tcBorders>
-            <w:shd w:val="clear" w:color="auto" w:fill="FFFFFF"/>
+            <w:shd w:val="clear" w:color="auto" w:fill="F0F4FF"/>
             <w:tcMar>
               <w:top w:w="90" w:type="dxa"/>
               <w:left w:w="150" w:type="dxa"/>
@@ -8405,158 +8013,6 @@
                 <w:sz w:val="19"/>
                 <w:szCs w:val="19"/>
               </w:rPr>
-              <w:t>Smart DCA</w:t>
-            </w:r>
-          </w:p>
-        </w:tc>
-        <w:tc>
-          <w:tcPr>
-            <w:tcW w:w="2560" w:type="dxa"/>
-            <w:tcBorders>
-              <w:top w:val="single" w:sz="1" w:space="0" w:color="CCCCCC"/>
-              <w:left w:val="single" w:sz="1" w:space="0" w:color="CCCCCC"/>
-              <w:bottom w:val="single" w:sz="1" w:space="0" w:color="CCCCCC"/>
-              <w:right w:val="single" w:sz="1" w:space="0" w:color="CCCCCC"/>
-            </w:tcBorders>
-            <w:shd w:val="clear" w:color="auto" w:fill="FFFFFF"/>
-            <w:tcMar>
-              <w:top w:w="90" w:type="dxa"/>
-              <w:left w:w="150" w:type="dxa"/>
-              <w:bottom w:w="90" w:type="dxa"/>
-              <w:right w:w="150" w:type="dxa"/>
-            </w:tcMar>
-          </w:tcPr>
-          <w:p>
-            <w:r>
-              <w:rPr>
-                <w:color w:val="222222"/>
-                <w:sz w:val="19"/>
-                <w:szCs w:val="19"/>
-              </w:rPr>
-              <w:t>Timer + Price condition</w:t>
-            </w:r>
-          </w:p>
-        </w:tc>
-        <w:tc>
-          <w:tcPr>
-            <w:tcW w:w="1981" w:type="dxa"/>
-            <w:tcBorders>
-              <w:top w:val="single" w:sz="1" w:space="0" w:color="CCCCCC"/>
-              <w:left w:val="single" w:sz="1" w:space="0" w:color="CCCCCC"/>
-              <w:bottom w:val="single" w:sz="1" w:space="0" w:color="CCCCCC"/>
-              <w:right w:val="single" w:sz="1" w:space="0" w:color="CCCCCC"/>
-            </w:tcBorders>
-            <w:shd w:val="clear" w:color="auto" w:fill="FFFFFF"/>
-            <w:tcMar>
-              <w:top w:w="90" w:type="dxa"/>
-              <w:left w:w="150" w:type="dxa"/>
-              <w:bottom w:w="90" w:type="dxa"/>
-              <w:right w:w="150" w:type="dxa"/>
-            </w:tcMar>
-          </w:tcPr>
-          <w:p>
-            <w:r>
-              <w:rPr>
-                <w:color w:val="222222"/>
-                <w:sz w:val="19"/>
-                <w:szCs w:val="19"/>
-              </w:rPr>
-              <w:t>Spot Buy (conditional)</w:t>
-            </w:r>
-          </w:p>
-        </w:tc>
-        <w:tc>
-          <w:tcPr>
-            <w:tcW w:w="1968" w:type="dxa"/>
-            <w:tcBorders>
-              <w:top w:val="single" w:sz="1" w:space="0" w:color="CCCCCC"/>
-              <w:left w:val="single" w:sz="1" w:space="0" w:color="CCCCCC"/>
-              <w:bottom w:val="single" w:sz="1" w:space="0" w:color="CCCCCC"/>
-              <w:right w:val="single" w:sz="1" w:space="0" w:color="CCCCCC"/>
-            </w:tcBorders>
-            <w:shd w:val="clear" w:color="auto" w:fill="FFFFFF"/>
-            <w:tcMar>
-              <w:top w:w="90" w:type="dxa"/>
-              <w:left w:w="150" w:type="dxa"/>
-              <w:bottom w:w="90" w:type="dxa"/>
-              <w:right w:w="150" w:type="dxa"/>
-            </w:tcMar>
-          </w:tcPr>
-          <w:p>
-            <w:r>
-              <w:rPr>
-                <w:color w:val="E65100"/>
-                <w:sz w:val="19"/>
-                <w:szCs w:val="19"/>
-              </w:rPr>
-              <w:t>Phase 2</w:t>
-            </w:r>
-          </w:p>
-        </w:tc>
-      </w:tr>
-      <w:tr>
-        <w:tblPrEx>
-          <w:tblCellMar>
-            <w:top w:w="0" w:type="dxa"/>
-            <w:bottom w:w="0" w:type="dxa"/>
-          </w:tblCellMar>
-        </w:tblPrEx>
-        <w:tc>
-          <w:tcPr>
-            <w:tcW w:w="512" w:type="dxa"/>
-            <w:tcBorders>
-              <w:top w:val="single" w:sz="1" w:space="0" w:color="CCCCCC"/>
-              <w:left w:val="single" w:sz="1" w:space="0" w:color="CCCCCC"/>
-              <w:bottom w:val="single" w:sz="1" w:space="0" w:color="CCCCCC"/>
-              <w:right w:val="single" w:sz="1" w:space="0" w:color="CCCCCC"/>
-            </w:tcBorders>
-            <w:shd w:val="clear" w:color="auto" w:fill="F0F4FF"/>
-            <w:tcMar>
-              <w:top w:w="90" w:type="dxa"/>
-              <w:left w:w="150" w:type="dxa"/>
-              <w:bottom w:w="90" w:type="dxa"/>
-              <w:right w:w="150" w:type="dxa"/>
-            </w:tcMar>
-          </w:tcPr>
-          <w:p>
-            <w:r>
-              <w:rPr>
-                <w:b/>
-                <w:bCs/>
-                <w:color w:val="1F3864"/>
-                <w:sz w:val="19"/>
-                <w:szCs w:val="19"/>
-              </w:rPr>
-              <w:t>15</w:t>
-            </w:r>
-          </w:p>
-        </w:tc>
-        <w:tc>
-          <w:tcPr>
-            <w:tcW w:w="1979" w:type="dxa"/>
-            <w:tcBorders>
-              <w:top w:val="single" w:sz="1" w:space="0" w:color="CCCCCC"/>
-              <w:left w:val="single" w:sz="1" w:space="0" w:color="CCCCCC"/>
-              <w:bottom w:val="single" w:sz="1" w:space="0" w:color="CCCCCC"/>
-              <w:right w:val="single" w:sz="1" w:space="0" w:color="CCCCCC"/>
-            </w:tcBorders>
-            <w:shd w:val="clear" w:color="auto" w:fill="F0F4FF"/>
-            <w:tcMar>
-              <w:top w:w="90" w:type="dxa"/>
-              <w:left w:w="150" w:type="dxa"/>
-              <w:bottom w:w="90" w:type="dxa"/>
-              <w:right w:w="150" w:type="dxa"/>
-            </w:tcMar>
-          </w:tcPr>
-          <w:p>
-            <w:r>
-              <w:rPr>
-                <w:b/>
-                <w:bCs/>
-                <w:color w:val="222222"/>
-                <w:sz w:val="19"/>
-                <w:szCs w:val="19"/>
-              </w:rPr>
               <w:t>Trailing Stop</w:t>
             </w:r>
           </w:p>
@@ -8657,700 +8113,6 @@
         <w:spacing w:after="100"/>
       </w:pPr>
     </w:p>
-    <w:p>
-      <w:pPr>
-        <w:spacing w:after="100"/>
-      </w:pPr>
-    </w:p>
-    <w:p>
-      <w:pPr>
-        <w:pBdr>
-          <w:bottom w:val="single" w:sz="4" w:space="1" w:color="DDDDDD"/>
-        </w:pBdr>
-        <w:spacing w:after="240"/>
-      </w:pPr>
-    </w:p>
-    <w:p>
-      <w:pPr>
-        <w:spacing w:before="360" w:after="120"/>
-      </w:pPr>
-      <w:proofErr w:type="gramStart"/>
-      <w:r>
-        <w:rPr>
-          <w:b/>
-          <w:bCs/>
-          <w:color w:val="1F3864"/>
-          <w:sz w:val="32"/>
-          <w:szCs w:val="32"/>
-        </w:rPr>
-        <w:lastRenderedPageBreak/>
-        <w:t>🏦  Exchanges</w:t>
-      </w:r>
-      <w:proofErr w:type="gramEnd"/>
-      <w:r>
-        <w:rPr>
-          <w:b/>
-          <w:bCs/>
-          <w:color w:val="1F3864"/>
-          <w:sz w:val="32"/>
-          <w:szCs w:val="32"/>
-        </w:rPr>
-        <w:t xml:space="preserve"> to Integrate</w:t>
-      </w:r>
-    </w:p>
-    <w:p>
-      <w:pPr>
-        <w:spacing w:after="80"/>
-      </w:pPr>
-    </w:p>
-    <w:tbl>
-      <w:tblPr>
-        <w:tblW w:w="9000" w:type="dxa"/>
-        <w:tblBorders>
-          <w:top w:val="single" w:sz="4" w:space="0" w:color="auto"/>
-          <w:left w:val="single" w:sz="4" w:space="0" w:color="auto"/>
-          <w:bottom w:val="single" w:sz="4" w:space="0" w:color="auto"/>
-          <w:right w:val="single" w:sz="4" w:space="0" w:color="auto"/>
-          <w:insideH w:val="single" w:sz="4" w:space="0" w:color="auto"/>
-          <w:insideV w:val="single" w:sz="4" w:space="0" w:color="auto"/>
-        </w:tblBorders>
-        <w:tblCellMar>
-          <w:left w:w="10" w:type="dxa"/>
-          <w:right w:w="10" w:type="dxa"/>
-        </w:tblCellMar>
-        <w:tblLook w:val="04A0" w:firstRow="1" w:lastRow="0" w:firstColumn="1" w:lastColumn="0" w:noHBand="0" w:noVBand="1"/>
-      </w:tblPr>
-      <w:tblGrid>
-        <w:gridCol w:w="2000"/>
-        <w:gridCol w:w="2200"/>
-        <w:gridCol w:w="2300"/>
-        <w:gridCol w:w="2500"/>
-      </w:tblGrid>
-      <w:tr>
-        <w:tblPrEx>
-          <w:tblCellMar>
-            <w:top w:w="0" w:type="dxa"/>
-            <w:bottom w:w="0" w:type="dxa"/>
-          </w:tblCellMar>
-        </w:tblPrEx>
-        <w:tc>
-          <w:tcPr>
-            <w:tcW w:w="2000" w:type="dxa"/>
-            <w:tcBorders>
-              <w:top w:val="single" w:sz="1" w:space="0" w:color="CCCCCC"/>
-              <w:left w:val="single" w:sz="1" w:space="0" w:color="CCCCCC"/>
-              <w:bottom w:val="single" w:sz="1" w:space="0" w:color="CCCCCC"/>
-              <w:right w:val="single" w:sz="1" w:space="0" w:color="CCCCCC"/>
-            </w:tcBorders>
-            <w:shd w:val="clear" w:color="auto" w:fill="1F3864"/>
-            <w:tcMar>
-              <w:top w:w="100" w:type="dxa"/>
-              <w:left w:w="150" w:type="dxa"/>
-              <w:bottom w:w="100" w:type="dxa"/>
-              <w:right w:w="150" w:type="dxa"/>
-            </w:tcMar>
-          </w:tcPr>
-          <w:p>
-            <w:pPr>
-              <w:jc w:val="center"/>
-            </w:pPr>
-            <w:r>
-              <w:rPr>
-                <w:b/>
-                <w:bCs/>
-                <w:color w:val="FFFFFF"/>
-              </w:rPr>
-              <w:t>Exchange</w:t>
-            </w:r>
-          </w:p>
-        </w:tc>
-        <w:tc>
-          <w:tcPr>
-            <w:tcW w:w="2200" w:type="dxa"/>
-            <w:tcBorders>
-              <w:top w:val="single" w:sz="1" w:space="0" w:color="CCCCCC"/>
-              <w:left w:val="single" w:sz="1" w:space="0" w:color="CCCCCC"/>
-              <w:bottom w:val="single" w:sz="1" w:space="0" w:color="CCCCCC"/>
-              <w:right w:val="single" w:sz="1" w:space="0" w:color="CCCCCC"/>
-            </w:tcBorders>
-            <w:shd w:val="clear" w:color="auto" w:fill="1F3864"/>
-            <w:tcMar>
-              <w:top w:w="100" w:type="dxa"/>
-              <w:left w:w="150" w:type="dxa"/>
-              <w:bottom w:w="100" w:type="dxa"/>
-              <w:right w:w="150" w:type="dxa"/>
-            </w:tcMar>
-          </w:tcPr>
-          <w:p>
-            <w:pPr>
-              <w:jc w:val="center"/>
-            </w:pPr>
-            <w:r>
-              <w:rPr>
-                <w:b/>
-                <w:bCs/>
-                <w:color w:val="FFFFFF"/>
-              </w:rPr>
-              <w:t>Supports</w:t>
-            </w:r>
-          </w:p>
-        </w:tc>
-        <w:tc>
-          <w:tcPr>
-            <w:tcW w:w="2300" w:type="dxa"/>
-            <w:tcBorders>
-              <w:top w:val="single" w:sz="1" w:space="0" w:color="CCCCCC"/>
-              <w:left w:val="single" w:sz="1" w:space="0" w:color="CCCCCC"/>
-              <w:bottom w:val="single" w:sz="1" w:space="0" w:color="CCCCCC"/>
-              <w:right w:val="single" w:sz="1" w:space="0" w:color="CCCCCC"/>
-            </w:tcBorders>
-            <w:shd w:val="clear" w:color="auto" w:fill="1F3864"/>
-            <w:tcMar>
-              <w:top w:w="100" w:type="dxa"/>
-              <w:left w:w="150" w:type="dxa"/>
-              <w:bottom w:w="100" w:type="dxa"/>
-              <w:right w:w="150" w:type="dxa"/>
-            </w:tcMar>
-          </w:tcPr>
-          <w:p>
-            <w:pPr>
-              <w:jc w:val="center"/>
-            </w:pPr>
-            <w:r>
-              <w:rPr>
-                <w:b/>
-                <w:bCs/>
-                <w:color w:val="FFFFFF"/>
-              </w:rPr>
-              <w:t>Credentials Needed</w:t>
-            </w:r>
-          </w:p>
-        </w:tc>
-        <w:tc>
-          <w:tcPr>
-            <w:tcW w:w="2500" w:type="dxa"/>
-            <w:tcBorders>
-              <w:top w:val="single" w:sz="1" w:space="0" w:color="CCCCCC"/>
-              <w:left w:val="single" w:sz="1" w:space="0" w:color="CCCCCC"/>
-              <w:bottom w:val="single" w:sz="1" w:space="0" w:color="CCCCCC"/>
-              <w:right w:val="single" w:sz="1" w:space="0" w:color="CCCCCC"/>
-            </w:tcBorders>
-            <w:shd w:val="clear" w:color="auto" w:fill="1F3864"/>
-            <w:tcMar>
-              <w:top w:w="100" w:type="dxa"/>
-              <w:left w:w="150" w:type="dxa"/>
-              <w:bottom w:w="100" w:type="dxa"/>
-              <w:right w:w="150" w:type="dxa"/>
-            </w:tcMar>
-          </w:tcPr>
-          <w:p>
-            <w:pPr>
-              <w:jc w:val="center"/>
-            </w:pPr>
-            <w:r>
-              <w:rPr>
-                <w:b/>
-                <w:bCs/>
-                <w:color w:val="FFFFFF"/>
-              </w:rPr>
-              <w:t>Build Priority</w:t>
-            </w:r>
-          </w:p>
-        </w:tc>
-      </w:tr>
-      <w:tr>
-        <w:tblPrEx>
-          <w:tblCellMar>
-            <w:top w:w="0" w:type="dxa"/>
-            <w:bottom w:w="0" w:type="dxa"/>
-          </w:tblCellMar>
-        </w:tblPrEx>
-        <w:tc>
-          <w:tcPr>
-            <w:tcW w:w="2000" w:type="dxa"/>
-            <w:tcBorders>
-              <w:top w:val="single" w:sz="1" w:space="0" w:color="CCCCCC"/>
-              <w:left w:val="single" w:sz="1" w:space="0" w:color="CCCCCC"/>
-              <w:bottom w:val="single" w:sz="1" w:space="0" w:color="CCCCCC"/>
-              <w:right w:val="single" w:sz="1" w:space="0" w:color="CCCCCC"/>
-            </w:tcBorders>
-            <w:shd w:val="clear" w:color="auto" w:fill="E8F4FF"/>
-            <w:tcMar>
-              <w:top w:w="90" w:type="dxa"/>
-              <w:left w:w="150" w:type="dxa"/>
-              <w:bottom w:w="90" w:type="dxa"/>
-              <w:right w:w="150" w:type="dxa"/>
-            </w:tcMar>
-          </w:tcPr>
-          <w:p>
-            <w:proofErr w:type="spellStart"/>
-            <w:r>
-              <w:rPr>
-                <w:b/>
-                <w:bCs/>
-                <w:color w:val="222222"/>
-                <w:sz w:val="19"/>
-                <w:szCs w:val="19"/>
-              </w:rPr>
-              <w:t>Lighter.xyz</w:t>
-            </w:r>
-            <w:proofErr w:type="spellEnd"/>
-          </w:p>
-        </w:tc>
-        <w:tc>
-          <w:tcPr>
-            <w:tcW w:w="2200" w:type="dxa"/>
-            <w:tcBorders>
-              <w:top w:val="single" w:sz="1" w:space="0" w:color="CCCCCC"/>
-              <w:left w:val="single" w:sz="1" w:space="0" w:color="CCCCCC"/>
-              <w:bottom w:val="single" w:sz="1" w:space="0" w:color="CCCCCC"/>
-              <w:right w:val="single" w:sz="1" w:space="0" w:color="CCCCCC"/>
-            </w:tcBorders>
-            <w:shd w:val="clear" w:color="auto" w:fill="E8F4FF"/>
-            <w:tcMar>
-              <w:top w:w="90" w:type="dxa"/>
-              <w:left w:w="150" w:type="dxa"/>
-              <w:bottom w:w="90" w:type="dxa"/>
-              <w:right w:w="150" w:type="dxa"/>
-            </w:tcMar>
-          </w:tcPr>
-          <w:p>
-            <w:r>
-              <w:rPr>
-                <w:color w:val="222222"/>
-                <w:sz w:val="19"/>
-                <w:szCs w:val="19"/>
-              </w:rPr>
-              <w:t>Long / Short (leverage)</w:t>
-            </w:r>
-          </w:p>
-        </w:tc>
-        <w:tc>
-          <w:tcPr>
-            <w:tcW w:w="2300" w:type="dxa"/>
-            <w:tcBorders>
-              <w:top w:val="single" w:sz="1" w:space="0" w:color="CCCCCC"/>
-              <w:left w:val="single" w:sz="1" w:space="0" w:color="CCCCCC"/>
-              <w:bottom w:val="single" w:sz="1" w:space="0" w:color="CCCCCC"/>
-              <w:right w:val="single" w:sz="1" w:space="0" w:color="CCCCCC"/>
-            </w:tcBorders>
-            <w:shd w:val="clear" w:color="auto" w:fill="E8F4FF"/>
-            <w:tcMar>
-              <w:top w:w="90" w:type="dxa"/>
-              <w:left w:w="150" w:type="dxa"/>
-              <w:bottom w:w="90" w:type="dxa"/>
-              <w:right w:w="150" w:type="dxa"/>
-            </w:tcMar>
-          </w:tcPr>
-          <w:p>
-            <w:r>
-              <w:rPr>
-                <w:color w:val="222222"/>
-                <w:sz w:val="19"/>
-                <w:szCs w:val="19"/>
-              </w:rPr>
-              <w:t>Private Key, API Key Index, Account Index</w:t>
-            </w:r>
-          </w:p>
-        </w:tc>
-        <w:tc>
-          <w:tcPr>
-            <w:tcW w:w="2500" w:type="dxa"/>
-            <w:tcBorders>
-              <w:top w:val="single" w:sz="1" w:space="0" w:color="CCCCCC"/>
-              <w:left w:val="single" w:sz="1" w:space="0" w:color="CCCCCC"/>
-              <w:bottom w:val="single" w:sz="1" w:space="0" w:color="CCCCCC"/>
-              <w:right w:val="single" w:sz="1" w:space="0" w:color="CCCCCC"/>
-            </w:tcBorders>
-            <w:shd w:val="clear" w:color="auto" w:fill="E8F4FF"/>
-            <w:tcMar>
-              <w:top w:w="90" w:type="dxa"/>
-              <w:left w:w="150" w:type="dxa"/>
-              <w:bottom w:w="90" w:type="dxa"/>
-              <w:right w:w="150" w:type="dxa"/>
-            </w:tcMar>
-          </w:tcPr>
-          <w:p>
-            <w:r>
-              <w:rPr>
-                <w:color w:val="1B5E20"/>
-                <w:sz w:val="19"/>
-                <w:szCs w:val="19"/>
-              </w:rPr>
-              <w:t>Phase 1 — build this first</w:t>
-            </w:r>
-          </w:p>
-        </w:tc>
-      </w:tr>
-      <w:tr>
-        <w:tblPrEx>
-          <w:tblCellMar>
-            <w:top w:w="0" w:type="dxa"/>
-            <w:bottom w:w="0" w:type="dxa"/>
-          </w:tblCellMar>
-        </w:tblPrEx>
-        <w:tc>
-          <w:tcPr>
-            <w:tcW w:w="2000" w:type="dxa"/>
-            <w:tcBorders>
-              <w:top w:val="single" w:sz="1" w:space="0" w:color="CCCCCC"/>
-              <w:left w:val="single" w:sz="1" w:space="0" w:color="CCCCCC"/>
-              <w:bottom w:val="single" w:sz="1" w:space="0" w:color="CCCCCC"/>
-              <w:right w:val="single" w:sz="1" w:space="0" w:color="CCCCCC"/>
-            </w:tcBorders>
-            <w:shd w:val="clear" w:color="auto" w:fill="FFFFFF"/>
-            <w:tcMar>
-              <w:top w:w="90" w:type="dxa"/>
-              <w:left w:w="150" w:type="dxa"/>
-              <w:bottom w:w="90" w:type="dxa"/>
-              <w:right w:w="150" w:type="dxa"/>
-            </w:tcMar>
-          </w:tcPr>
-          <w:p>
-            <w:proofErr w:type="spellStart"/>
-            <w:r>
-              <w:rPr>
-                <w:b/>
-                <w:bCs/>
-                <w:color w:val="222222"/>
-                <w:sz w:val="19"/>
-                <w:szCs w:val="19"/>
-              </w:rPr>
-              <w:t>HyperLiquid</w:t>
-            </w:r>
-            <w:proofErr w:type="spellEnd"/>
-          </w:p>
-        </w:tc>
-        <w:tc>
-          <w:tcPr>
-            <w:tcW w:w="2200" w:type="dxa"/>
-            <w:tcBorders>
-              <w:top w:val="single" w:sz="1" w:space="0" w:color="CCCCCC"/>
-              <w:left w:val="single" w:sz="1" w:space="0" w:color="CCCCCC"/>
-              <w:bottom w:val="single" w:sz="1" w:space="0" w:color="CCCCCC"/>
-              <w:right w:val="single" w:sz="1" w:space="0" w:color="CCCCCC"/>
-            </w:tcBorders>
-            <w:shd w:val="clear" w:color="auto" w:fill="FFFFFF"/>
-            <w:tcMar>
-              <w:top w:w="90" w:type="dxa"/>
-              <w:left w:w="150" w:type="dxa"/>
-              <w:bottom w:w="90" w:type="dxa"/>
-              <w:right w:w="150" w:type="dxa"/>
-            </w:tcMar>
-          </w:tcPr>
-          <w:p>
-            <w:r>
-              <w:rPr>
-                <w:color w:val="222222"/>
-                <w:sz w:val="19"/>
-                <w:szCs w:val="19"/>
-              </w:rPr>
-              <w:t>Long / Short (leverage)</w:t>
-            </w:r>
-          </w:p>
-        </w:tc>
-        <w:tc>
-          <w:tcPr>
-            <w:tcW w:w="2300" w:type="dxa"/>
-            <w:tcBorders>
-              <w:top w:val="single" w:sz="1" w:space="0" w:color="CCCCCC"/>
-              <w:left w:val="single" w:sz="1" w:space="0" w:color="CCCCCC"/>
-              <w:bottom w:val="single" w:sz="1" w:space="0" w:color="CCCCCC"/>
-              <w:right w:val="single" w:sz="1" w:space="0" w:color="CCCCCC"/>
-            </w:tcBorders>
-            <w:shd w:val="clear" w:color="auto" w:fill="FFFFFF"/>
-            <w:tcMar>
-              <w:top w:w="90" w:type="dxa"/>
-              <w:left w:w="150" w:type="dxa"/>
-              <w:bottom w:w="90" w:type="dxa"/>
-              <w:right w:w="150" w:type="dxa"/>
-            </w:tcMar>
-          </w:tcPr>
-          <w:p>
-            <w:r>
-              <w:rPr>
-                <w:color w:val="222222"/>
-                <w:sz w:val="19"/>
-                <w:szCs w:val="19"/>
-              </w:rPr>
-              <w:t>API Key or Private Key</w:t>
-            </w:r>
-          </w:p>
-        </w:tc>
-        <w:tc>
-          <w:tcPr>
-            <w:tcW w:w="2500" w:type="dxa"/>
-            <w:tcBorders>
-              <w:top w:val="single" w:sz="1" w:space="0" w:color="CCCCCC"/>
-              <w:left w:val="single" w:sz="1" w:space="0" w:color="CCCCCC"/>
-              <w:bottom w:val="single" w:sz="1" w:space="0" w:color="CCCCCC"/>
-              <w:right w:val="single" w:sz="1" w:space="0" w:color="CCCCCC"/>
-            </w:tcBorders>
-            <w:shd w:val="clear" w:color="auto" w:fill="FFFFFF"/>
-            <w:tcMar>
-              <w:top w:w="90" w:type="dxa"/>
-              <w:left w:w="150" w:type="dxa"/>
-              <w:bottom w:w="90" w:type="dxa"/>
-              <w:right w:w="150" w:type="dxa"/>
-            </w:tcMar>
-          </w:tcPr>
-          <w:p>
-            <w:r>
-              <w:rPr>
-                <w:color w:val="E65100"/>
-                <w:sz w:val="19"/>
-                <w:szCs w:val="19"/>
-              </w:rPr>
-              <w:t>Phase 2</w:t>
-            </w:r>
-          </w:p>
-        </w:tc>
-      </w:tr>
-      <w:tr>
-        <w:tblPrEx>
-          <w:tblCellMar>
-            <w:top w:w="0" w:type="dxa"/>
-            <w:bottom w:w="0" w:type="dxa"/>
-          </w:tblCellMar>
-        </w:tblPrEx>
-        <w:tc>
-          <w:tcPr>
-            <w:tcW w:w="2000" w:type="dxa"/>
-            <w:tcBorders>
-              <w:top w:val="single" w:sz="1" w:space="0" w:color="CCCCCC"/>
-              <w:left w:val="single" w:sz="1" w:space="0" w:color="CCCCCC"/>
-              <w:bottom w:val="single" w:sz="1" w:space="0" w:color="CCCCCC"/>
-              <w:right w:val="single" w:sz="1" w:space="0" w:color="CCCCCC"/>
-            </w:tcBorders>
-            <w:shd w:val="clear" w:color="auto" w:fill="E8F4FF"/>
-            <w:tcMar>
-              <w:top w:w="90" w:type="dxa"/>
-              <w:left w:w="150" w:type="dxa"/>
-              <w:bottom w:w="90" w:type="dxa"/>
-              <w:right w:w="150" w:type="dxa"/>
-            </w:tcMar>
-          </w:tcPr>
-          <w:p>
-            <w:r>
-              <w:rPr>
-                <w:b/>
-                <w:bCs/>
-                <w:color w:val="222222"/>
-                <w:sz w:val="19"/>
-                <w:szCs w:val="19"/>
-              </w:rPr>
-              <w:t>Backpack</w:t>
-            </w:r>
-          </w:p>
-        </w:tc>
-        <w:tc>
-          <w:tcPr>
-            <w:tcW w:w="2200" w:type="dxa"/>
-            <w:tcBorders>
-              <w:top w:val="single" w:sz="1" w:space="0" w:color="CCCCCC"/>
-              <w:left w:val="single" w:sz="1" w:space="0" w:color="CCCCCC"/>
-              <w:bottom w:val="single" w:sz="1" w:space="0" w:color="CCCCCC"/>
-              <w:right w:val="single" w:sz="1" w:space="0" w:color="CCCCCC"/>
-            </w:tcBorders>
-            <w:shd w:val="clear" w:color="auto" w:fill="E8F4FF"/>
-            <w:tcMar>
-              <w:top w:w="90" w:type="dxa"/>
-              <w:left w:w="150" w:type="dxa"/>
-              <w:bottom w:w="90" w:type="dxa"/>
-              <w:right w:w="150" w:type="dxa"/>
-            </w:tcMar>
-          </w:tcPr>
-          <w:p>
-            <w:r>
-              <w:rPr>
-                <w:color w:val="222222"/>
-                <w:sz w:val="19"/>
-                <w:szCs w:val="19"/>
-              </w:rPr>
-              <w:t>Spot + Leverage</w:t>
-            </w:r>
-          </w:p>
-        </w:tc>
-        <w:tc>
-          <w:tcPr>
-            <w:tcW w:w="2300" w:type="dxa"/>
-            <w:tcBorders>
-              <w:top w:val="single" w:sz="1" w:space="0" w:color="CCCCCC"/>
-              <w:left w:val="single" w:sz="1" w:space="0" w:color="CCCCCC"/>
-              <w:bottom w:val="single" w:sz="1" w:space="0" w:color="CCCCCC"/>
-              <w:right w:val="single" w:sz="1" w:space="0" w:color="CCCCCC"/>
-            </w:tcBorders>
-            <w:shd w:val="clear" w:color="auto" w:fill="E8F4FF"/>
-            <w:tcMar>
-              <w:top w:w="90" w:type="dxa"/>
-              <w:left w:w="150" w:type="dxa"/>
-              <w:bottom w:w="90" w:type="dxa"/>
-              <w:right w:w="150" w:type="dxa"/>
-            </w:tcMar>
-          </w:tcPr>
-          <w:p>
-            <w:r>
-              <w:rPr>
-                <w:color w:val="222222"/>
-                <w:sz w:val="19"/>
-                <w:szCs w:val="19"/>
-              </w:rPr>
-              <w:t>Username + Password or Keys</w:t>
-            </w:r>
-          </w:p>
-        </w:tc>
-        <w:tc>
-          <w:tcPr>
-            <w:tcW w:w="2500" w:type="dxa"/>
-            <w:tcBorders>
-              <w:top w:val="single" w:sz="1" w:space="0" w:color="CCCCCC"/>
-              <w:left w:val="single" w:sz="1" w:space="0" w:color="CCCCCC"/>
-              <w:bottom w:val="single" w:sz="1" w:space="0" w:color="CCCCCC"/>
-              <w:right w:val="single" w:sz="1" w:space="0" w:color="CCCCCC"/>
-            </w:tcBorders>
-            <w:shd w:val="clear" w:color="auto" w:fill="E8F4FF"/>
-            <w:tcMar>
-              <w:top w:w="90" w:type="dxa"/>
-              <w:left w:w="150" w:type="dxa"/>
-              <w:bottom w:w="90" w:type="dxa"/>
-              <w:right w:w="150" w:type="dxa"/>
-            </w:tcMar>
-          </w:tcPr>
-          <w:p>
-            <w:r>
-              <w:rPr>
-                <w:color w:val="E65100"/>
-                <w:sz w:val="19"/>
-                <w:szCs w:val="19"/>
-              </w:rPr>
-              <w:t>Phase 2</w:t>
-            </w:r>
-          </w:p>
-        </w:tc>
-      </w:tr>
-      <w:tr>
-        <w:tblPrEx>
-          <w:tblCellMar>
-            <w:top w:w="0" w:type="dxa"/>
-            <w:bottom w:w="0" w:type="dxa"/>
-          </w:tblCellMar>
-        </w:tblPrEx>
-        <w:tc>
-          <w:tcPr>
-            <w:tcW w:w="2000" w:type="dxa"/>
-            <w:tcBorders>
-              <w:top w:val="single" w:sz="1" w:space="0" w:color="CCCCCC"/>
-              <w:left w:val="single" w:sz="1" w:space="0" w:color="CCCCCC"/>
-              <w:bottom w:val="single" w:sz="1" w:space="0" w:color="CCCCCC"/>
-              <w:right w:val="single" w:sz="1" w:space="0" w:color="CCCCCC"/>
-            </w:tcBorders>
-            <w:shd w:val="clear" w:color="auto" w:fill="FFFFFF"/>
-            <w:tcMar>
-              <w:top w:w="90" w:type="dxa"/>
-              <w:left w:w="150" w:type="dxa"/>
-              <w:bottom w:w="90" w:type="dxa"/>
-              <w:right w:w="150" w:type="dxa"/>
-            </w:tcMar>
-          </w:tcPr>
-          <w:p>
-            <w:r>
-              <w:rPr>
-                <w:b/>
-                <w:bCs/>
-                <w:color w:val="222222"/>
-                <w:sz w:val="19"/>
-                <w:szCs w:val="19"/>
-              </w:rPr>
-              <w:t>Binance</w:t>
-            </w:r>
-          </w:p>
-        </w:tc>
-        <w:tc>
-          <w:tcPr>
-            <w:tcW w:w="2200" w:type="dxa"/>
-            <w:tcBorders>
-              <w:top w:val="single" w:sz="1" w:space="0" w:color="CCCCCC"/>
-              <w:left w:val="single" w:sz="1" w:space="0" w:color="CCCCCC"/>
-              <w:bottom w:val="single" w:sz="1" w:space="0" w:color="CCCCCC"/>
-              <w:right w:val="single" w:sz="1" w:space="0" w:color="CCCCCC"/>
-            </w:tcBorders>
-            <w:shd w:val="clear" w:color="auto" w:fill="FFFFFF"/>
-            <w:tcMar>
-              <w:top w:w="90" w:type="dxa"/>
-              <w:left w:w="150" w:type="dxa"/>
-              <w:bottom w:w="90" w:type="dxa"/>
-              <w:right w:w="150" w:type="dxa"/>
-            </w:tcMar>
-          </w:tcPr>
-          <w:p>
-            <w:r>
-              <w:rPr>
-                <w:color w:val="222222"/>
-                <w:sz w:val="19"/>
-                <w:szCs w:val="19"/>
-              </w:rPr>
-              <w:t>Spot + Leverage</w:t>
-            </w:r>
-          </w:p>
-        </w:tc>
-        <w:tc>
-          <w:tcPr>
-            <w:tcW w:w="2300" w:type="dxa"/>
-            <w:tcBorders>
-              <w:top w:val="single" w:sz="1" w:space="0" w:color="CCCCCC"/>
-              <w:left w:val="single" w:sz="1" w:space="0" w:color="CCCCCC"/>
-              <w:bottom w:val="single" w:sz="1" w:space="0" w:color="CCCCCC"/>
-              <w:right w:val="single" w:sz="1" w:space="0" w:color="CCCCCC"/>
-            </w:tcBorders>
-            <w:shd w:val="clear" w:color="auto" w:fill="FFFFFF"/>
-            <w:tcMar>
-              <w:top w:w="90" w:type="dxa"/>
-              <w:left w:w="150" w:type="dxa"/>
-              <w:bottom w:w="90" w:type="dxa"/>
-              <w:right w:w="150" w:type="dxa"/>
-            </w:tcMar>
-          </w:tcPr>
-          <w:p>
-            <w:r>
-              <w:rPr>
-                <w:color w:val="222222"/>
-                <w:sz w:val="19"/>
-                <w:szCs w:val="19"/>
-              </w:rPr>
-              <w:t>API Key + Secret Key</w:t>
-            </w:r>
-          </w:p>
-        </w:tc>
-        <w:tc>
-          <w:tcPr>
-            <w:tcW w:w="2500" w:type="dxa"/>
-            <w:tcBorders>
-              <w:top w:val="single" w:sz="1" w:space="0" w:color="CCCCCC"/>
-              <w:left w:val="single" w:sz="1" w:space="0" w:color="CCCCCC"/>
-              <w:bottom w:val="single" w:sz="1" w:space="0" w:color="CCCCCC"/>
-              <w:right w:val="single" w:sz="1" w:space="0" w:color="CCCCCC"/>
-            </w:tcBorders>
-            <w:shd w:val="clear" w:color="auto" w:fill="FFFFFF"/>
-            <w:tcMar>
-              <w:top w:w="90" w:type="dxa"/>
-              <w:left w:w="150" w:type="dxa"/>
-              <w:bottom w:w="90" w:type="dxa"/>
-              <w:right w:w="150" w:type="dxa"/>
-            </w:tcMar>
-          </w:tcPr>
-          <w:p>
-            <w:r>
-              <w:rPr>
-                <w:color w:val="E65100"/>
-                <w:sz w:val="19"/>
-                <w:szCs w:val="19"/>
-              </w:rPr>
-              <w:t>Phase 2</w:t>
-            </w:r>
-          </w:p>
-        </w:tc>
-      </w:tr>
-    </w:tbl>
     <w:p>
       <w:pPr>
         <w:spacing w:after="100"/>
@@ -9773,6 +8535,7 @@
           <w:sz w:val="18"/>
           <w:szCs w:val="18"/>
         </w:rPr>
+        <w:lastRenderedPageBreak/>
         <w:t xml:space="preserve">Trailing stop: compare </w:t>
       </w:r>
       <w:proofErr w:type="spellStart"/>
@@ -10413,12 +9176,6 @@
         <w:gridCol w:w="1600"/>
       </w:tblGrid>
       <w:tr>
-        <w:tblPrEx>
-          <w:tblCellMar>
-            <w:top w:w="0" w:type="dxa"/>
-            <w:bottom w:w="0" w:type="dxa"/>
-          </w:tblCellMar>
-        </w:tblPrEx>
         <w:tc>
           <w:tcPr>
             <w:tcW w:w="2000" w:type="dxa"/>
@@ -10576,12 +9333,6 @@
         </w:tc>
       </w:tr>
       <w:tr>
-        <w:tblPrEx>
-          <w:tblCellMar>
-            <w:top w:w="0" w:type="dxa"/>
-            <w:bottom w:w="0" w:type="dxa"/>
-          </w:tblCellMar>
-        </w:tblPrEx>
         <w:tc>
           <w:tcPr>
             <w:tcW w:w="2000" w:type="dxa"/>
@@ -10726,12 +9477,6 @@
         </w:tc>
       </w:tr>
       <w:tr>
-        <w:tblPrEx>
-          <w:tblCellMar>
-            <w:top w:w="0" w:type="dxa"/>
-            <w:bottom w:w="0" w:type="dxa"/>
-          </w:tblCellMar>
-        </w:tblPrEx>
         <w:tc>
           <w:tcPr>
             <w:tcW w:w="2000" w:type="dxa"/>
@@ -10876,12 +9621,6 @@
         </w:tc>
       </w:tr>
       <w:tr>
-        <w:tblPrEx>
-          <w:tblCellMar>
-            <w:top w:w="0" w:type="dxa"/>
-            <w:bottom w:w="0" w:type="dxa"/>
-          </w:tblCellMar>
-        </w:tblPrEx>
         <w:tc>
           <w:tcPr>
             <w:tcW w:w="2000" w:type="dxa"/>
@@ -11202,12 +9941,6 @@
         <w:gridCol w:w="4500"/>
       </w:tblGrid>
       <w:tr>
-        <w:tblPrEx>
-          <w:tblCellMar>
-            <w:top w:w="0" w:type="dxa"/>
-            <w:bottom w:w="0" w:type="dxa"/>
-          </w:tblCellMar>
-        </w:tblPrEx>
         <w:tc>
           <w:tcPr>
             <w:tcW w:w="2500" w:type="dxa"/>
@@ -11235,6 +9968,7 @@
                 <w:bCs/>
                 <w:color w:val="FFFFFF"/>
               </w:rPr>
+              <w:lastRenderedPageBreak/>
               <w:t>Field</w:t>
             </w:r>
           </w:p>
@@ -11303,12 +10037,6 @@
         </w:tc>
       </w:tr>
       <w:tr>
-        <w:tblPrEx>
-          <w:tblCellMar>
-            <w:top w:w="0" w:type="dxa"/>
-            <w:bottom w:w="0" w:type="dxa"/>
-          </w:tblCellMar>
-        </w:tblPrEx>
         <w:tc>
           <w:tcPr>
             <w:tcW w:w="2500" w:type="dxa"/>
@@ -11399,12 +10127,6 @@
         </w:tc>
       </w:tr>
       <w:tr>
-        <w:tblPrEx>
-          <w:tblCellMar>
-            <w:top w:w="0" w:type="dxa"/>
-            <w:bottom w:w="0" w:type="dxa"/>
-          </w:tblCellMar>
-        </w:tblPrEx>
         <w:tc>
           <w:tcPr>
             <w:tcW w:w="2500" w:type="dxa"/>
@@ -11491,12 +10213,6 @@
         </w:tc>
       </w:tr>
       <w:tr>
-        <w:tblPrEx>
-          <w:tblCellMar>
-            <w:top w:w="0" w:type="dxa"/>
-            <w:bottom w:w="0" w:type="dxa"/>
-          </w:tblCellMar>
-        </w:tblPrEx>
         <w:tc>
           <w:tcPr>
             <w:tcW w:w="2500" w:type="dxa"/>
@@ -11601,12 +10317,6 @@
         </w:tc>
       </w:tr>
       <w:tr>
-        <w:tblPrEx>
-          <w:tblCellMar>
-            <w:top w:w="0" w:type="dxa"/>
-            <w:bottom w:w="0" w:type="dxa"/>
-          </w:tblCellMar>
-        </w:tblPrEx>
         <w:tc>
           <w:tcPr>
             <w:tcW w:w="2500" w:type="dxa"/>
@@ -11738,12 +10448,6 @@
         <w:gridCol w:w="4500"/>
       </w:tblGrid>
       <w:tr>
-        <w:tblPrEx>
-          <w:tblCellMar>
-            <w:top w:w="0" w:type="dxa"/>
-            <w:bottom w:w="0" w:type="dxa"/>
-          </w:tblCellMar>
-        </w:tblPrEx>
         <w:tc>
           <w:tcPr>
             <w:tcW w:w="2500" w:type="dxa"/>
@@ -11839,12 +10543,6 @@
         </w:tc>
       </w:tr>
       <w:tr>
-        <w:tblPrEx>
-          <w:tblCellMar>
-            <w:top w:w="0" w:type="dxa"/>
-            <w:bottom w:w="0" w:type="dxa"/>
-          </w:tblCellMar>
-        </w:tblPrEx>
         <w:tc>
           <w:tcPr>
             <w:tcW w:w="2500" w:type="dxa"/>
@@ -11935,12 +10633,6 @@
         </w:tc>
       </w:tr>
       <w:tr>
-        <w:tblPrEx>
-          <w:tblCellMar>
-            <w:top w:w="0" w:type="dxa"/>
-            <w:bottom w:w="0" w:type="dxa"/>
-          </w:tblCellMar>
-        </w:tblPrEx>
         <w:tc>
           <w:tcPr>
             <w:tcW w:w="2500" w:type="dxa"/>
@@ -12039,12 +10731,6 @@
         </w:tc>
       </w:tr>
       <w:tr>
-        <w:tblPrEx>
-          <w:tblCellMar>
-            <w:top w:w="0" w:type="dxa"/>
-            <w:bottom w:w="0" w:type="dxa"/>
-          </w:tblCellMar>
-        </w:tblPrEx>
         <w:tc>
           <w:tcPr>
             <w:tcW w:w="2500" w:type="dxa"/>
@@ -12131,12 +10817,6 @@
         </w:tc>
       </w:tr>
       <w:tr>
-        <w:tblPrEx>
-          <w:tblCellMar>
-            <w:top w:w="0" w:type="dxa"/>
-            <w:bottom w:w="0" w:type="dxa"/>
-          </w:tblCellMar>
-        </w:tblPrEx>
         <w:tc>
           <w:tcPr>
             <w:tcW w:w="2500" w:type="dxa"/>
@@ -12223,12 +10903,6 @@
         </w:tc>
       </w:tr>
       <w:tr>
-        <w:tblPrEx>
-          <w:tblCellMar>
-            <w:top w:w="0" w:type="dxa"/>
-            <w:bottom w:w="0" w:type="dxa"/>
-          </w:tblCellMar>
-        </w:tblPrEx>
         <w:tc>
           <w:tcPr>
             <w:tcW w:w="2500" w:type="dxa"/>
@@ -12254,7 +10928,6 @@
                 <w:sz w:val="19"/>
                 <w:szCs w:val="19"/>
               </w:rPr>
-              <w:lastRenderedPageBreak/>
               <w:t>isActive</w:t>
             </w:r>
             <w:proofErr w:type="spellEnd"/>
@@ -12318,12 +10991,6 @@
         </w:tc>
       </w:tr>
       <w:tr>
-        <w:tblPrEx>
-          <w:tblCellMar>
-            <w:top w:w="0" w:type="dxa"/>
-            <w:bottom w:w="0" w:type="dxa"/>
-          </w:tblCellMar>
-        </w:tblPrEx>
         <w:tc>
           <w:tcPr>
             <w:tcW w:w="2500" w:type="dxa"/>
@@ -12412,12 +11079,6 @@
         </w:tc>
       </w:tr>
       <w:tr>
-        <w:tblPrEx>
-          <w:tblCellMar>
-            <w:top w:w="0" w:type="dxa"/>
-            <w:bottom w:w="0" w:type="dxa"/>
-          </w:tblCellMar>
-        </w:tblPrEx>
         <w:tc>
           <w:tcPr>
             <w:tcW w:w="2500" w:type="dxa"/>
@@ -12506,12 +11167,6 @@
         </w:tc>
       </w:tr>
       <w:tr>
-        <w:tblPrEx>
-          <w:tblCellMar>
-            <w:top w:w="0" w:type="dxa"/>
-            <w:bottom w:w="0" w:type="dxa"/>
-          </w:tblCellMar>
-        </w:tblPrEx>
         <w:tc>
           <w:tcPr>
             <w:tcW w:w="2500" w:type="dxa"/>
@@ -12600,12 +11255,6 @@
         </w:tc>
       </w:tr>
       <w:tr>
-        <w:tblPrEx>
-          <w:tblCellMar>
-            <w:top w:w="0" w:type="dxa"/>
-            <w:bottom w:w="0" w:type="dxa"/>
-          </w:tblCellMar>
-        </w:tblPrEx>
         <w:tc>
           <w:tcPr>
             <w:tcW w:w="2500" w:type="dxa"/>
@@ -12737,12 +11386,6 @@
         <w:gridCol w:w="4500"/>
       </w:tblGrid>
       <w:tr>
-        <w:tblPrEx>
-          <w:tblCellMar>
-            <w:top w:w="0" w:type="dxa"/>
-            <w:bottom w:w="0" w:type="dxa"/>
-          </w:tblCellMar>
-        </w:tblPrEx>
         <w:tc>
           <w:tcPr>
             <w:tcW w:w="2500" w:type="dxa"/>
@@ -12838,12 +11481,6 @@
         </w:tc>
       </w:tr>
       <w:tr>
-        <w:tblPrEx>
-          <w:tblCellMar>
-            <w:top w:w="0" w:type="dxa"/>
-            <w:bottom w:w="0" w:type="dxa"/>
-          </w:tblCellMar>
-        </w:tblPrEx>
         <w:tc>
           <w:tcPr>
             <w:tcW w:w="2500" w:type="dxa"/>
@@ -12932,12 +11569,6 @@
         </w:tc>
       </w:tr>
       <w:tr>
-        <w:tblPrEx>
-          <w:tblCellMar>
-            <w:top w:w="0" w:type="dxa"/>
-            <w:bottom w:w="0" w:type="dxa"/>
-          </w:tblCellMar>
-        </w:tblPrEx>
         <w:tc>
           <w:tcPr>
             <w:tcW w:w="2500" w:type="dxa"/>
@@ -13024,12 +11655,6 @@
         </w:tc>
       </w:tr>
       <w:tr>
-        <w:tblPrEx>
-          <w:tblCellMar>
-            <w:top w:w="0" w:type="dxa"/>
-            <w:bottom w:w="0" w:type="dxa"/>
-          </w:tblCellMar>
-        </w:tblPrEx>
         <w:tc>
           <w:tcPr>
             <w:tcW w:w="2500" w:type="dxa"/>
@@ -13116,12 +11741,6 @@
         </w:tc>
       </w:tr>
       <w:tr>
-        <w:tblPrEx>
-          <w:tblCellMar>
-            <w:top w:w="0" w:type="dxa"/>
-            <w:bottom w:w="0" w:type="dxa"/>
-          </w:tblCellMar>
-        </w:tblPrEx>
         <w:tc>
           <w:tcPr>
             <w:tcW w:w="2500" w:type="dxa"/>
@@ -13210,12 +11829,6 @@
         </w:tc>
       </w:tr>
       <w:tr>
-        <w:tblPrEx>
-          <w:tblCellMar>
-            <w:top w:w="0" w:type="dxa"/>
-            <w:bottom w:w="0" w:type="dxa"/>
-          </w:tblCellMar>
-        </w:tblPrEx>
         <w:tc>
           <w:tcPr>
             <w:tcW w:w="2500" w:type="dxa"/>
@@ -13347,12 +11960,6 @@
         <w:gridCol w:w="4500"/>
       </w:tblGrid>
       <w:tr>
-        <w:tblPrEx>
-          <w:tblCellMar>
-            <w:top w:w="0" w:type="dxa"/>
-            <w:bottom w:w="0" w:type="dxa"/>
-          </w:tblCellMar>
-        </w:tblPrEx>
         <w:tc>
           <w:tcPr>
             <w:tcW w:w="2500" w:type="dxa"/>
@@ -13448,12 +12055,6 @@
         </w:tc>
       </w:tr>
       <w:tr>
-        <w:tblPrEx>
-          <w:tblCellMar>
-            <w:top w:w="0" w:type="dxa"/>
-            <w:bottom w:w="0" w:type="dxa"/>
-          </w:tblCellMar>
-        </w:tblPrEx>
         <w:tc>
           <w:tcPr>
             <w:tcW w:w="2500" w:type="dxa"/>
@@ -13544,12 +12145,6 @@
         </w:tc>
       </w:tr>
       <w:tr>
-        <w:tblPrEx>
-          <w:tblCellMar>
-            <w:top w:w="0" w:type="dxa"/>
-            <w:bottom w:w="0" w:type="dxa"/>
-          </w:tblCellMar>
-        </w:tblPrEx>
         <w:tc>
           <w:tcPr>
             <w:tcW w:w="2500" w:type="dxa"/>
@@ -13648,12 +12243,6 @@
         </w:tc>
       </w:tr>
       <w:tr>
-        <w:tblPrEx>
-          <w:tblCellMar>
-            <w:top w:w="0" w:type="dxa"/>
-            <w:bottom w:w="0" w:type="dxa"/>
-          </w:tblCellMar>
-        </w:tblPrEx>
         <w:tc>
           <w:tcPr>
             <w:tcW w:w="2500" w:type="dxa"/>
@@ -13679,6 +12268,7 @@
                 <w:sz w:val="19"/>
                 <w:szCs w:val="19"/>
               </w:rPr>
+              <w:lastRenderedPageBreak/>
               <w:t>nodeId</w:t>
             </w:r>
             <w:proofErr w:type="spellEnd"/>
@@ -13742,12 +12332,6 @@
         </w:tc>
       </w:tr>
       <w:tr>
-        <w:tblPrEx>
-          <w:tblCellMar>
-            <w:top w:w="0" w:type="dxa"/>
-            <w:bottom w:w="0" w:type="dxa"/>
-          </w:tblCellMar>
-        </w:tblPrEx>
         <w:tc>
           <w:tcPr>
             <w:tcW w:w="2500" w:type="dxa"/>
@@ -13834,12 +12418,6 @@
         </w:tc>
       </w:tr>
       <w:tr>
-        <w:tblPrEx>
-          <w:tblCellMar>
-            <w:top w:w="0" w:type="dxa"/>
-            <w:bottom w:w="0" w:type="dxa"/>
-          </w:tblCellMar>
-        </w:tblPrEx>
         <w:tc>
           <w:tcPr>
             <w:tcW w:w="2500" w:type="dxa"/>
@@ -13928,12 +12506,6 @@
         </w:tc>
       </w:tr>
       <w:tr>
-        <w:tblPrEx>
-          <w:tblCellMar>
-            <w:top w:w="0" w:type="dxa"/>
-            <w:bottom w:w="0" w:type="dxa"/>
-          </w:tblCellMar>
-        </w:tblPrEx>
         <w:tc>
           <w:tcPr>
             <w:tcW w:w="2500" w:type="dxa"/>
@@ -14022,12 +12594,6 @@
         </w:tc>
       </w:tr>
       <w:tr>
-        <w:tblPrEx>
-          <w:tblCellMar>
-            <w:top w:w="0" w:type="dxa"/>
-            <w:bottom w:w="0" w:type="dxa"/>
-          </w:tblCellMar>
-        </w:tblPrEx>
         <w:tc>
           <w:tcPr>
             <w:tcW w:w="2500" w:type="dxa"/>
@@ -14114,12 +12680,6 @@
         </w:tc>
       </w:tr>
       <w:tr>
-        <w:tblPrEx>
-          <w:tblCellMar>
-            <w:top w:w="0" w:type="dxa"/>
-            <w:bottom w:w="0" w:type="dxa"/>
-          </w:tblCellMar>
-        </w:tblPrEx>
         <w:tc>
           <w:tcPr>
             <w:tcW w:w="2500" w:type="dxa"/>
@@ -14312,12 +12872,6 @@
         <w:gridCol w:w="3000"/>
       </w:tblGrid>
       <w:tr>
-        <w:tblPrEx>
-          <w:tblCellMar>
-            <w:top w:w="0" w:type="dxa"/>
-            <w:bottom w:w="0" w:type="dxa"/>
-          </w:tblCellMar>
-        </w:tblPrEx>
         <w:tc>
           <w:tcPr>
             <w:tcW w:w="3000" w:type="dxa"/>
@@ -14345,7 +12899,6 @@
                 <w:bCs/>
                 <w:color w:val="FFFFFF"/>
               </w:rPr>
-              <w:lastRenderedPageBreak/>
               <w:t>Scenario / Edge Case</w:t>
             </w:r>
           </w:p>
@@ -14414,12 +12967,6 @@
         </w:tc>
       </w:tr>
       <w:tr>
-        <w:tblPrEx>
-          <w:tblCellMar>
-            <w:top w:w="0" w:type="dxa"/>
-            <w:bottom w:w="0" w:type="dxa"/>
-          </w:tblCellMar>
-        </w:tblPrEx>
         <w:tc>
           <w:tcPr>
             <w:tcW w:w="3000" w:type="dxa"/>
@@ -14508,12 +13055,6 @@
         </w:tc>
       </w:tr>
       <w:tr>
-        <w:tblPrEx>
-          <w:tblCellMar>
-            <w:top w:w="0" w:type="dxa"/>
-            <w:bottom w:w="0" w:type="dxa"/>
-          </w:tblCellMar>
-        </w:tblPrEx>
         <w:tc>
           <w:tcPr>
             <w:tcW w:w="3000" w:type="dxa"/>
@@ -14602,12 +13143,6 @@
         </w:tc>
       </w:tr>
       <w:tr>
-        <w:tblPrEx>
-          <w:tblCellMar>
-            <w:top w:w="0" w:type="dxa"/>
-            <w:bottom w:w="0" w:type="dxa"/>
-          </w:tblCellMar>
-        </w:tblPrEx>
         <w:tc>
           <w:tcPr>
             <w:tcW w:w="3000" w:type="dxa"/>
@@ -14732,12 +13267,6 @@
         </w:tc>
       </w:tr>
       <w:tr>
-        <w:tblPrEx>
-          <w:tblCellMar>
-            <w:top w:w="0" w:type="dxa"/>
-            <w:bottom w:w="0" w:type="dxa"/>
-          </w:tblCellMar>
-        </w:tblPrEx>
         <w:tc>
           <w:tcPr>
             <w:tcW w:w="3000" w:type="dxa"/>
@@ -14844,12 +13373,6 @@
         </w:tc>
       </w:tr>
       <w:tr>
-        <w:tblPrEx>
-          <w:tblCellMar>
-            <w:top w:w="0" w:type="dxa"/>
-            <w:bottom w:w="0" w:type="dxa"/>
-          </w:tblCellMar>
-        </w:tblPrEx>
         <w:tc>
           <w:tcPr>
             <w:tcW w:w="3000" w:type="dxa"/>
@@ -14991,12 +13514,6 @@
         <w:gridCol w:w="3000"/>
       </w:tblGrid>
       <w:tr>
-        <w:tblPrEx>
-          <w:tblCellMar>
-            <w:top w:w="0" w:type="dxa"/>
-            <w:bottom w:w="0" w:type="dxa"/>
-          </w:tblCellMar>
-        </w:tblPrEx>
         <w:tc>
           <w:tcPr>
             <w:tcW w:w="3000" w:type="dxa"/>
@@ -15092,12 +13609,6 @@
         </w:tc>
       </w:tr>
       <w:tr>
-        <w:tblPrEx>
-          <w:tblCellMar>
-            <w:top w:w="0" w:type="dxa"/>
-            <w:bottom w:w="0" w:type="dxa"/>
-          </w:tblCellMar>
-        </w:tblPrEx>
         <w:tc>
           <w:tcPr>
             <w:tcW w:w="3000" w:type="dxa"/>
@@ -15180,18 +13691,21 @@
                 <w:sz w:val="19"/>
                 <w:szCs w:val="19"/>
               </w:rPr>
-              <w:t>Always check the API response code. Only mark execution as success if exchange confirms order was accepted.</w:t>
+              <w:t xml:space="preserve">Always check the API response code. Only mark execution as </w:t>
+            </w:r>
+            <w:r>
+              <w:rPr>
+                <w:color w:val="1B5E20"/>
+                <w:sz w:val="19"/>
+                <w:szCs w:val="19"/>
+              </w:rPr>
+              <w:lastRenderedPageBreak/>
+              <w:t>success if exchange confirms order was accepted.</w:t>
             </w:r>
           </w:p>
         </w:tc>
       </w:tr>
       <w:tr>
-        <w:tblPrEx>
-          <w:tblCellMar>
-            <w:top w:w="0" w:type="dxa"/>
-            <w:bottom w:w="0" w:type="dxa"/>
-          </w:tblCellMar>
-        </w:tblPrEx>
         <w:tc>
           <w:tcPr>
             <w:tcW w:w="3000" w:type="dxa"/>
@@ -15218,6 +13732,7 @@
                 <w:sz w:val="19"/>
                 <w:szCs w:val="19"/>
               </w:rPr>
+              <w:lastRenderedPageBreak/>
               <w:t>User has insufficient balance/funds</w:t>
             </w:r>
           </w:p>
@@ -15280,12 +13795,6 @@
         </w:tc>
       </w:tr>
       <w:tr>
-        <w:tblPrEx>
-          <w:tblCellMar>
-            <w:top w:w="0" w:type="dxa"/>
-            <w:bottom w:w="0" w:type="dxa"/>
-          </w:tblCellMar>
-        </w:tblPrEx>
         <w:tc>
           <w:tcPr>
             <w:tcW w:w="3000" w:type="dxa"/>
@@ -15374,12 +13883,6 @@
         </w:tc>
       </w:tr>
       <w:tr>
-        <w:tblPrEx>
-          <w:tblCellMar>
-            <w:top w:w="0" w:type="dxa"/>
-            <w:bottom w:w="0" w:type="dxa"/>
-          </w:tblCellMar>
-        </w:tblPrEx>
         <w:tc>
           <w:tcPr>
             <w:tcW w:w="3000" w:type="dxa"/>
@@ -15468,12 +13971,6 @@
         </w:tc>
       </w:tr>
       <w:tr>
-        <w:tblPrEx>
-          <w:tblCellMar>
-            <w:top w:w="0" w:type="dxa"/>
-            <w:bottom w:w="0" w:type="dxa"/>
-          </w:tblCellMar>
-        </w:tblPrEx>
         <w:tc>
           <w:tcPr>
             <w:tcW w:w="3000" w:type="dxa"/>
@@ -15562,12 +14059,6 @@
         </w:tc>
       </w:tr>
       <w:tr>
-        <w:tblPrEx>
-          <w:tblCellMar>
-            <w:top w:w="0" w:type="dxa"/>
-            <w:bottom w:w="0" w:type="dxa"/>
-          </w:tblCellMar>
-        </w:tblPrEx>
         <w:tc>
           <w:tcPr>
             <w:tcW w:w="3000" w:type="dxa"/>
@@ -15594,7 +14085,6 @@
                 <w:sz w:val="19"/>
                 <w:szCs w:val="19"/>
               </w:rPr>
-              <w:lastRenderedPageBreak/>
               <w:t>Private key or API key is invalid/expired</w:t>
             </w:r>
           </w:p>
@@ -15657,12 +14147,6 @@
         </w:tc>
       </w:tr>
       <w:tr>
-        <w:tblPrEx>
-          <w:tblCellMar>
-            <w:top w:w="0" w:type="dxa"/>
-            <w:bottom w:w="0" w:type="dxa"/>
-          </w:tblCellMar>
-        </w:tblPrEx>
         <w:tc>
           <w:tcPr>
             <w:tcW w:w="3000" w:type="dxa"/>
@@ -15794,12 +14278,6 @@
         <w:gridCol w:w="3000"/>
       </w:tblGrid>
       <w:tr>
-        <w:tblPrEx>
-          <w:tblCellMar>
-            <w:top w:w="0" w:type="dxa"/>
-            <w:bottom w:w="0" w:type="dxa"/>
-          </w:tblCellMar>
-        </w:tblPrEx>
         <w:tc>
           <w:tcPr>
             <w:tcW w:w="3000" w:type="dxa"/>
@@ -15895,12 +14373,6 @@
         </w:tc>
       </w:tr>
       <w:tr>
-        <w:tblPrEx>
-          <w:tblCellMar>
-            <w:top w:w="0" w:type="dxa"/>
-            <w:bottom w:w="0" w:type="dxa"/>
-          </w:tblCellMar>
-        </w:tblPrEx>
         <w:tc>
           <w:tcPr>
             <w:tcW w:w="3000" w:type="dxa"/>
@@ -16001,12 +14473,6 @@
         </w:tc>
       </w:tr>
       <w:tr>
-        <w:tblPrEx>
-          <w:tblCellMar>
-            <w:top w:w="0" w:type="dxa"/>
-            <w:bottom w:w="0" w:type="dxa"/>
-          </w:tblCellMar>
-        </w:tblPrEx>
         <w:tc>
           <w:tcPr>
             <w:tcW w:w="3000" w:type="dxa"/>
@@ -16095,12 +14561,6 @@
         </w:tc>
       </w:tr>
       <w:tr>
-        <w:tblPrEx>
-          <w:tblCellMar>
-            <w:top w:w="0" w:type="dxa"/>
-            <w:bottom w:w="0" w:type="dxa"/>
-          </w:tblCellMar>
-        </w:tblPrEx>
         <w:tc>
           <w:tcPr>
             <w:tcW w:w="3000" w:type="dxa"/>
@@ -16189,12 +14649,6 @@
         </w:tc>
       </w:tr>
       <w:tr>
-        <w:tblPrEx>
-          <w:tblCellMar>
-            <w:top w:w="0" w:type="dxa"/>
-            <w:bottom w:w="0" w:type="dxa"/>
-          </w:tblCellMar>
-        </w:tblPrEx>
         <w:tc>
           <w:tcPr>
             <w:tcW w:w="3000" w:type="dxa"/>
@@ -16300,6 +14754,7 @@
           <w:sz w:val="24"/>
           <w:szCs w:val="24"/>
         </w:rPr>
+        <w:lastRenderedPageBreak/>
         <w:t>Workflow / System Edge Cases</w:t>
       </w:r>
     </w:p>
@@ -16326,12 +14781,6 @@
         <w:gridCol w:w="3000"/>
       </w:tblGrid>
       <w:tr>
-        <w:tblPrEx>
-          <w:tblCellMar>
-            <w:top w:w="0" w:type="dxa"/>
-            <w:bottom w:w="0" w:type="dxa"/>
-          </w:tblCellMar>
-        </w:tblPrEx>
         <w:tc>
           <w:tcPr>
             <w:tcW w:w="3000" w:type="dxa"/>
@@ -16427,12 +14876,6 @@
         </w:tc>
       </w:tr>
       <w:tr>
-        <w:tblPrEx>
-          <w:tblCellMar>
-            <w:top w:w="0" w:type="dxa"/>
-            <w:bottom w:w="0" w:type="dxa"/>
-          </w:tblCellMar>
-        </w:tblPrEx>
         <w:tc>
           <w:tcPr>
             <w:tcW w:w="3000" w:type="dxa"/>
@@ -16521,12 +14964,6 @@
         </w:tc>
       </w:tr>
       <w:tr>
-        <w:tblPrEx>
-          <w:tblCellMar>
-            <w:top w:w="0" w:type="dxa"/>
-            <w:bottom w:w="0" w:type="dxa"/>
-          </w:tblCellMar>
-        </w:tblPrEx>
         <w:tc>
           <w:tcPr>
             <w:tcW w:w="3000" w:type="dxa"/>
@@ -16633,12 +15070,6 @@
         </w:tc>
       </w:tr>
       <w:tr>
-        <w:tblPrEx>
-          <w:tblCellMar>
-            <w:top w:w="0" w:type="dxa"/>
-            <w:bottom w:w="0" w:type="dxa"/>
-          </w:tblCellMar>
-        </w:tblPrEx>
         <w:tc>
           <w:tcPr>
             <w:tcW w:w="3000" w:type="dxa"/>
@@ -16727,12 +15158,6 @@
         </w:tc>
       </w:tr>
       <w:tr>
-        <w:tblPrEx>
-          <w:tblCellMar>
-            <w:top w:w="0" w:type="dxa"/>
-            <w:bottom w:w="0" w:type="dxa"/>
-          </w:tblCellMar>
-        </w:tblPrEx>
         <w:tc>
           <w:tcPr>
             <w:tcW w:w="3000" w:type="dxa"/>
@@ -16821,12 +15246,6 @@
         </w:tc>
       </w:tr>
       <w:tr>
-        <w:tblPrEx>
-          <w:tblCellMar>
-            <w:top w:w="0" w:type="dxa"/>
-            <w:bottom w:w="0" w:type="dxa"/>
-          </w:tblCellMar>
-        </w:tblPrEx>
         <w:tc>
           <w:tcPr>
             <w:tcW w:w="3000" w:type="dxa"/>
@@ -16909,27 +15328,12 @@
                 <w:sz w:val="19"/>
                 <w:szCs w:val="19"/>
               </w:rPr>
-              <w:t xml:space="preserve">Validate the graph before saving: run a cycle detection </w:t>
-            </w:r>
-            <w:r>
-              <w:rPr>
-                <w:color w:val="1B5E20"/>
-                <w:sz w:val="19"/>
-                <w:szCs w:val="19"/>
-              </w:rPr>
-              <w:lastRenderedPageBreak/>
-              <w:t>algorithm (DFS). Reject any graph with cycles.</w:t>
+              <w:t>Validate the graph before saving: run a cycle detection algorithm (DFS). Reject any graph with cycles.</w:t>
             </w:r>
           </w:p>
         </w:tc>
       </w:tr>
       <w:tr>
-        <w:tblPrEx>
-          <w:tblCellMar>
-            <w:top w:w="0" w:type="dxa"/>
-            <w:bottom w:w="0" w:type="dxa"/>
-          </w:tblCellMar>
-        </w:tblPrEx>
         <w:tc>
           <w:tcPr>
             <w:tcW w:w="3000" w:type="dxa"/>
@@ -16956,7 +15360,6 @@
                 <w:sz w:val="19"/>
                 <w:szCs w:val="19"/>
               </w:rPr>
-              <w:lastRenderedPageBreak/>
               <w:t>Empty action nodes with no exchange credentials</w:t>
             </w:r>
           </w:p>
@@ -17119,12 +15522,6 @@
         <w:gridCol w:w="4500"/>
       </w:tblGrid>
       <w:tr>
-        <w:tblPrEx>
-          <w:tblCellMar>
-            <w:top w:w="0" w:type="dxa"/>
-            <w:bottom w:w="0" w:type="dxa"/>
-          </w:tblCellMar>
-        </w:tblPrEx>
         <w:tc>
           <w:tcPr>
             <w:tcW w:w="4500" w:type="dxa"/>
@@ -17189,12 +15586,6 @@
         </w:tc>
       </w:tr>
       <w:tr>
-        <w:tblPrEx>
-          <w:tblCellMar>
-            <w:top w:w="0" w:type="dxa"/>
-            <w:bottom w:w="0" w:type="dxa"/>
-          </w:tblCellMar>
-        </w:tblPrEx>
         <w:tc>
           <w:tcPr>
             <w:tcW w:w="4500" w:type="dxa"/>
@@ -17253,12 +15644,6 @@
         </w:tc>
       </w:tr>
       <w:tr>
-        <w:tblPrEx>
-          <w:tblCellMar>
-            <w:top w:w="0" w:type="dxa"/>
-            <w:bottom w:w="0" w:type="dxa"/>
-          </w:tblCellMar>
-        </w:tblPrEx>
         <w:tc>
           <w:tcPr>
             <w:tcW w:w="4500" w:type="dxa"/>
@@ -17317,12 +15702,6 @@
         </w:tc>
       </w:tr>
       <w:tr>
-        <w:tblPrEx>
-          <w:tblCellMar>
-            <w:top w:w="0" w:type="dxa"/>
-            <w:bottom w:w="0" w:type="dxa"/>
-          </w:tblCellMar>
-        </w:tblPrEx>
         <w:tc>
           <w:tcPr>
             <w:tcW w:w="4500" w:type="dxa"/>
@@ -17381,12 +15760,6 @@
         </w:tc>
       </w:tr>
       <w:tr>
-        <w:tblPrEx>
-          <w:tblCellMar>
-            <w:top w:w="0" w:type="dxa"/>
-            <w:bottom w:w="0" w:type="dxa"/>
-          </w:tblCellMar>
-        </w:tblPrEx>
         <w:tc>
           <w:tcPr>
             <w:tcW w:w="4500" w:type="dxa"/>
@@ -17445,12 +15818,6 @@
         </w:tc>
       </w:tr>
       <w:tr>
-        <w:tblPrEx>
-          <w:tblCellMar>
-            <w:top w:w="0" w:type="dxa"/>
-            <w:bottom w:w="0" w:type="dxa"/>
-          </w:tblCellMar>
-        </w:tblPrEx>
         <w:tc>
           <w:tcPr>
             <w:tcW w:w="4500" w:type="dxa"/>
@@ -17509,12 +15876,6 @@
         </w:tc>
       </w:tr>
       <w:tr>
-        <w:tblPrEx>
-          <w:tblCellMar>
-            <w:top w:w="0" w:type="dxa"/>
-            <w:bottom w:w="0" w:type="dxa"/>
-          </w:tblCellMar>
-        </w:tblPrEx>
         <w:tc>
           <w:tcPr>
             <w:tcW w:w="4500" w:type="dxa"/>
@@ -17573,12 +15934,6 @@
         </w:tc>
       </w:tr>
       <w:tr>
-        <w:tblPrEx>
-          <w:tblCellMar>
-            <w:top w:w="0" w:type="dxa"/>
-            <w:bottom w:w="0" w:type="dxa"/>
-          </w:tblCellMar>
-        </w:tblPrEx>
         <w:tc>
           <w:tcPr>
             <w:tcW w:w="4500" w:type="dxa"/>
@@ -17655,12 +16010,6 @@
         </w:tc>
       </w:tr>
       <w:tr>
-        <w:tblPrEx>
-          <w:tblCellMar>
-            <w:top w:w="0" w:type="dxa"/>
-            <w:bottom w:w="0" w:type="dxa"/>
-          </w:tblCellMar>
-        </w:tblPrEx>
         <w:tc>
           <w:tcPr>
             <w:tcW w:w="4500" w:type="dxa"/>
@@ -17719,12 +16068,6 @@
         </w:tc>
       </w:tr>
       <w:tr>
-        <w:tblPrEx>
-          <w:tblCellMar>
-            <w:top w:w="0" w:type="dxa"/>
-            <w:bottom w:w="0" w:type="dxa"/>
-          </w:tblCellMar>
-        </w:tblPrEx>
         <w:tc>
           <w:tcPr>
             <w:tcW w:w="4500" w:type="dxa"/>
@@ -17783,12 +16126,6 @@
         </w:tc>
       </w:tr>
       <w:tr>
-        <w:tblPrEx>
-          <w:tblCellMar>
-            <w:top w:w="0" w:type="dxa"/>
-            <w:bottom w:w="0" w:type="dxa"/>
-          </w:tblCellMar>
-        </w:tblPrEx>
         <w:tc>
           <w:tcPr>
             <w:tcW w:w="4500" w:type="dxa"/>
@@ -17813,6 +16150,7 @@
                 <w:sz w:val="19"/>
                 <w:szCs w:val="19"/>
               </w:rPr>
+              <w:lastRenderedPageBreak/>
               <w:t>At least one action node is connected to trigger</w:t>
             </w:r>
           </w:p>
@@ -18046,7 +16384,6 @@
           <w:sz w:val="24"/>
           <w:szCs w:val="24"/>
         </w:rPr>
-        <w:lastRenderedPageBreak/>
         <w:t>Phase 2 — Price Triggers + More Actions (Week 4 and beyond)</w:t>
       </w:r>
     </w:p>
@@ -18527,6 +16864,7 @@
           <w:sz w:val="19"/>
           <w:szCs w:val="19"/>
         </w:rPr>
+        <w:lastRenderedPageBreak/>
         <w:t>All execution errors are logged and stored in DB</w:t>
       </w:r>
     </w:p>
